--- a/Fase 2/Evidencias de Proyecto/Documento 03- Definition of Done.docx
+++ b/Fase 2/Evidencias de Proyecto/Documento 03- Definition of Done.docx
@@ -401,41 +401,13 @@
                         <w:rFonts w:cstheme="minorHAnsi"/>
                       </w:rPr>
                     </w:pPr>
-                    <w:proofErr w:type="spellStart"/>
                     <w:r>
                       <w:rPr>
                         <w:rFonts w:eastAsiaTheme="minorHAnsi" w:cstheme="minorHAnsi"/>
                         <w:color w:val="FF0000"/>
                         <w:lang w:val="es-AR"/>
                       </w:rPr>
-                      <w:t>Definition</w:t>
-                    </w:r>
-                    <w:proofErr w:type="spellEnd"/>
-                    <w:r>
-                      <w:rPr>
-                        <w:rFonts w:eastAsiaTheme="minorHAnsi" w:cstheme="minorHAnsi"/>
-                        <w:color w:val="FF0000"/>
-                        <w:lang w:val="es-AR"/>
-                      </w:rPr>
-                      <w:t xml:space="preserve"> </w:t>
-                    </w:r>
-                    <w:proofErr w:type="spellStart"/>
-                    <w:r>
-                      <w:rPr>
-                        <w:rFonts w:eastAsiaTheme="minorHAnsi" w:cstheme="minorHAnsi"/>
-                        <w:color w:val="FF0000"/>
-                        <w:lang w:val="es-AR"/>
-                      </w:rPr>
-                      <w:t>of</w:t>
-                    </w:r>
-                    <w:proofErr w:type="spellEnd"/>
-                    <w:r>
-                      <w:rPr>
-                        <w:rFonts w:eastAsiaTheme="minorHAnsi" w:cstheme="minorHAnsi"/>
-                        <w:color w:val="FF0000"/>
-                        <w:lang w:val="es-AR"/>
-                      </w:rPr>
-                      <w:t xml:space="preserve"> Done</w:t>
+                      <w:t>Definition of Done</w:t>
                     </w:r>
                   </w:p>
                 </w:tc>
@@ -2457,19 +2429,8 @@
                 <w:szCs w:val="24"/>
                 <w:lang w:val="es-ES" w:eastAsia="es-ES"/>
               </w:rPr>
-              <w:t xml:space="preserve">IA y </w:t>
+              <w:t>IA y Frontend</w:t>
             </w:r>
-            <w:proofErr w:type="spellStart"/>
-            <w:r>
-              <w:rPr>
-                <w:rFonts w:cstheme="minorHAnsi"/>
-                <w:i/>
-                <w:szCs w:val="24"/>
-                <w:lang w:val="es-ES" w:eastAsia="es-ES"/>
-              </w:rPr>
-              <w:t>Frontend</w:t>
-            </w:r>
-            <w:proofErr w:type="spellEnd"/>
           </w:p>
         </w:tc>
       </w:tr>
@@ -2659,21 +2620,7 @@
         <w:rPr>
           <w:lang w:eastAsia="es-ES"/>
         </w:rPr>
-        <w:t>El rol "</w:t>
-      </w:r>
-      <w:proofErr w:type="spellStart"/>
-      <w:r>
-        <w:rPr>
-          <w:lang w:eastAsia="es-ES"/>
-        </w:rPr>
-        <w:t>admin</w:t>
-      </w:r>
-      <w:proofErr w:type="spellEnd"/>
-      <w:r>
-        <w:rPr>
-          <w:lang w:eastAsia="es-ES"/>
-        </w:rPr>
-        <w:t>" no puede crearse desde el registro público</w:t>
+        <w:t>El rol "admin" no puede crearse desde el registro público</w:t>
       </w:r>
       <w:r>
         <w:rPr>
@@ -2699,15 +2646,7 @@
         </w:numPr>
       </w:pPr>
       <w:r>
-        <w:t xml:space="preserve">El modelo de datos y los esquemas de validación (Usuario y </w:t>
-      </w:r>
-      <w:proofErr w:type="spellStart"/>
-      <w:r>
-        <w:t>PerfilPaciente</w:t>
-      </w:r>
-      <w:proofErr w:type="spellEnd"/>
-      <w:r>
-        <w:t>) están creados y probados</w:t>
+        <w:t>El modelo de datos y los esquemas de validación (Usuario y PerfilPaciente) están creados y probados</w:t>
       </w:r>
       <w:r>
         <w:t>.</w:t>
@@ -2722,15 +2661,7 @@
         </w:numPr>
       </w:pPr>
       <w:r>
-        <w:t>La lógica de encriptación (</w:t>
-      </w:r>
-      <w:proofErr w:type="spellStart"/>
-      <w:r>
-        <w:t>bcrypt</w:t>
-      </w:r>
-      <w:proofErr w:type="spellEnd"/>
-      <w:r>
-        <w:t>) se ejecuta antes de la inserción en la base de datos</w:t>
+        <w:t>La lógica de encriptación (bcrypt) se ejecuta antes de la inserción en la base de datos</w:t>
       </w:r>
       <w:r>
         <w:t>.</w:t>
@@ -2745,15 +2676,7 @@
         </w:numPr>
       </w:pPr>
       <w:r>
-        <w:t xml:space="preserve">El </w:t>
-      </w:r>
-      <w:proofErr w:type="spellStart"/>
-      <w:r>
-        <w:t>endpoint</w:t>
-      </w:r>
-      <w:proofErr w:type="spellEnd"/>
-      <w:r>
-        <w:t xml:space="preserve"> POST /api/registro devuelve 201 al crear el usuario y 400 ante correo o RUT duplicado, o rol inválido</w:t>
+        <w:t>El endpoint POST /api/registro devuelve 201 al crear el usuario y 400 ante correo o RUT duplicado, o rol inválido</w:t>
       </w:r>
       <w:r>
         <w:t>.</w:t>
@@ -2798,13 +2721,8 @@
         <w:t>El Diagrama de Clases y el Modelo Entidad-Relación (ER) reflejan la tabla de usuarios</w:t>
       </w:r>
       <w:r>
-        <w:t xml:space="preserve"> y </w:t>
-      </w:r>
-      <w:proofErr w:type="spellStart"/>
-      <w:r>
-        <w:t>perfil_paciente</w:t>
-      </w:r>
-      <w:proofErr w:type="spellEnd"/>
+        <w:t xml:space="preserve"> y perfil_paciente</w:t>
+      </w:r>
       <w:r>
         <w:t>.</w:t>
       </w:r>
@@ -3047,15 +2965,7 @@
         </w:numPr>
       </w:pPr>
       <w:r>
-        <w:t xml:space="preserve">El </w:t>
-      </w:r>
-      <w:proofErr w:type="spellStart"/>
-      <w:r>
-        <w:t>endpoint</w:t>
-      </w:r>
-      <w:proofErr w:type="spellEnd"/>
-      <w:r>
-        <w:t xml:space="preserve"> POST /api/registro valida el año de carrera y devuelve 400 con un mensaje claro si no cumple</w:t>
+        <w:t>El endpoint POST /api/registro valida el año de carrera y devuelve 400 con un mensaje claro si no cumple</w:t>
       </w:r>
       <w:r>
         <w:t>.</w:t>
@@ -3070,15 +2980,7 @@
         </w:numPr>
       </w:pPr>
       <w:r>
-        <w:t xml:space="preserve">El </w:t>
-      </w:r>
-      <w:proofErr w:type="spellStart"/>
-      <w:r>
-        <w:t>endpoint</w:t>
-      </w:r>
-      <w:proofErr w:type="spellEnd"/>
-      <w:r>
-        <w:t xml:space="preserve"> maneja la subida de archivos y valida su tamaño y extensión antes de guardar</w:t>
+        <w:t>El endpoint maneja la subida de archivos y valida su tamaño y extensión antes de guardar</w:t>
       </w:r>
       <w:r>
         <w:t>.</w:t>
@@ -3093,23 +2995,7 @@
         </w:numPr>
       </w:pPr>
       <w:r>
-        <w:t>Las consultas a la base de datos (</w:t>
-      </w:r>
-      <w:proofErr w:type="spellStart"/>
-      <w:r>
-        <w:t>Supabase</w:t>
-      </w:r>
-      <w:proofErr w:type="spellEnd"/>
-      <w:r>
-        <w:t xml:space="preserve">) usan </w:t>
-      </w:r>
-      <w:proofErr w:type="spellStart"/>
-      <w:r>
-        <w:t>SQLAlchemy</w:t>
-      </w:r>
-      <w:proofErr w:type="spellEnd"/>
-      <w:r>
-        <w:t xml:space="preserve"> con parámetros, lo que previene inyecciones SQL</w:t>
+        <w:t>Las consultas a la base de datos (Supabase) usan SQLAlchemy con parámetros, lo que previene inyecciones SQL</w:t>
       </w:r>
       <w:r>
         <w:t>.</w:t>
@@ -3136,13 +3022,8 @@
         </w:numPr>
       </w:pPr>
       <w:r>
-        <w:t xml:space="preserve">El Modelo ER está actualizado con la tabla </w:t>
-      </w:r>
-      <w:proofErr w:type="spellStart"/>
-      <w:r>
-        <w:t>perfil_estudiante</w:t>
-      </w:r>
-      <w:proofErr w:type="spellEnd"/>
+        <w:t>El Modelo ER está actualizado con la tabla perfil_estudiante</w:t>
+      </w:r>
       <w:r>
         <w:t xml:space="preserve"> y el diagrama de arquitectura incluirá el manejo de archivos</w:t>
       </w:r>
@@ -3158,19 +3039,11 @@
       <w:r>
         <w:t>Historia 003: In</w:t>
       </w:r>
-      <w:proofErr w:type="spellStart"/>
       <w:r>
         <w:rPr>
           <w:lang w:val="es-CL"/>
         </w:rPr>
-        <w:t>icio</w:t>
-      </w:r>
-      <w:proofErr w:type="spellEnd"/>
-      <w:r>
-        <w:rPr>
-          <w:lang w:val="es-CL"/>
-        </w:rPr>
-        <w:t xml:space="preserve"> de Sesión</w:t>
+        <w:t>icio de Sesión</w:t>
       </w:r>
     </w:p>
     <w:p>
@@ -3346,15 +3219,7 @@
         </w:numPr>
       </w:pPr>
       <w:r>
-        <w:t xml:space="preserve">La lógica de autenticación (verificación de hash </w:t>
-      </w:r>
-      <w:proofErr w:type="spellStart"/>
-      <w:r>
-        <w:t>bcrypt</w:t>
-      </w:r>
-      <w:proofErr w:type="spellEnd"/>
-      <w:r>
-        <w:t>) está implementada correctamente.</w:t>
+        <w:t>La lógica de autenticación (verificación de hash bcrypt) está implementada correctamente.</w:t>
       </w:r>
     </w:p>
     <w:p>
@@ -3366,23 +3231,7 @@
         </w:numPr>
       </w:pPr>
       <w:r>
-        <w:t xml:space="preserve">El </w:t>
-      </w:r>
-      <w:proofErr w:type="spellStart"/>
-      <w:r>
-        <w:t>endpoint</w:t>
-      </w:r>
-      <w:proofErr w:type="spellEnd"/>
-      <w:r>
-        <w:t xml:space="preserve"> POST /api/login devuelve 200 OK si las credenciales son correctas y 401 </w:t>
-      </w:r>
-      <w:proofErr w:type="spellStart"/>
-      <w:r>
-        <w:t>Unauthorized</w:t>
-      </w:r>
-      <w:proofErr w:type="spellEnd"/>
-      <w:r>
-        <w:t xml:space="preserve"> si no lo son.</w:t>
+        <w:t>El endpoint POST /api/login devuelve 200 OK si las credenciales son correctas y 401 Unauthorized si no lo son.</w:t>
       </w:r>
     </w:p>
     <w:p>
@@ -3406,15 +3255,7 @@
         </w:numPr>
       </w:pPr>
       <w:r>
-        <w:t xml:space="preserve">Los </w:t>
-      </w:r>
-      <w:proofErr w:type="spellStart"/>
-      <w:r>
-        <w:t>endpoints</w:t>
-      </w:r>
-      <w:proofErr w:type="spellEnd"/>
-      <w:r>
-        <w:t xml:space="preserve"> protegidos devuelven 401 sin token válido y 403 si el rol no tiene permiso.</w:t>
+        <w:t>Los endpoints protegidos devuelven 401 sin token válido y 403 si el rol no tiene permiso.</w:t>
       </w:r>
     </w:p>
     <w:p>
@@ -3713,23 +3554,7 @@
         </w:numPr>
       </w:pPr>
       <w:r>
-        <w:t xml:space="preserve">Los modelos Requerimiento y </w:t>
-      </w:r>
-      <w:proofErr w:type="spellStart"/>
-      <w:r>
-        <w:t>RamoEstudiante</w:t>
-      </w:r>
-      <w:proofErr w:type="spellEnd"/>
-      <w:r>
-        <w:t xml:space="preserve"> están configurados con clave foránea a usuarios en </w:t>
-      </w:r>
-      <w:proofErr w:type="spellStart"/>
-      <w:r>
-        <w:t>Supabase</w:t>
-      </w:r>
-      <w:proofErr w:type="spellEnd"/>
-      <w:r>
-        <w:t>.</w:t>
+        <w:t>Los modelos Requerimiento y RamoEstudiante están configurados con clave foránea a usuarios en Supabase.</w:t>
       </w:r>
     </w:p>
     <w:p>
@@ -3741,31 +3566,7 @@
         </w:numPr>
       </w:pPr>
       <w:r>
-        <w:t xml:space="preserve">La API de </w:t>
-      </w:r>
-      <w:proofErr w:type="spellStart"/>
-      <w:r>
-        <w:t>FastAPI</w:t>
-      </w:r>
-      <w:proofErr w:type="spellEnd"/>
-      <w:r>
-        <w:t xml:space="preserve"> verifica el rol "estudiante" en cada </w:t>
-      </w:r>
-      <w:proofErr w:type="spellStart"/>
-      <w:r>
-        <w:t>endpoint</w:t>
-      </w:r>
-      <w:proofErr w:type="spellEnd"/>
-      <w:r>
-        <w:t xml:space="preserve"> mediante una dependencia de autorización (</w:t>
-      </w:r>
-      <w:proofErr w:type="spellStart"/>
-      <w:r>
-        <w:t>require_rol</w:t>
-      </w:r>
-      <w:proofErr w:type="spellEnd"/>
-      <w:r>
-        <w:t>).</w:t>
+        <w:t>La API de FastAPI verifica el rol "estudiante" en cada endpoint mediante una dependencia de autorización (require_rol).</w:t>
       </w:r>
     </w:p>
     <w:p>
@@ -3778,15 +3579,7 @@
       </w:pPr>
       <w:r>
         <w:lastRenderedPageBreak/>
-        <w:t xml:space="preserve">Los </w:t>
-      </w:r>
-      <w:proofErr w:type="spellStart"/>
-      <w:r>
-        <w:t>endpoints</w:t>
-      </w:r>
-      <w:proofErr w:type="spellEnd"/>
-      <w:r>
-        <w:t xml:space="preserve"> manejan las operaciones CRUD: /api/requerimientos (crear, listar, ver, editar, registrar avance y cancelar) y /api/ramos (crear, listar, editar y eliminar).</w:t>
+        <w:t>Los endpoints manejan las operaciones CRUD: /api/requerimientos (crear, listar, ver, editar, registrar avance y cancelar) y /api/ramos (crear, listar, editar y eliminar).</w:t>
       </w:r>
     </w:p>
     <w:p>
@@ -3798,15 +3591,7 @@
         </w:numPr>
       </w:pPr>
       <w:r>
-        <w:t xml:space="preserve">Los </w:t>
-      </w:r>
-      <w:proofErr w:type="spellStart"/>
-      <w:r>
-        <w:t>endpoints</w:t>
-      </w:r>
-      <w:proofErr w:type="spellEnd"/>
-      <w:r>
-        <w:t xml:space="preserve"> devuelven los códigos correctos: 201 al crear, 404 si el registro no existe o es ajeno, 409 si el estado no permite la acción y 422 si falla la validación.</w:t>
+        <w:t>Los endpoints devuelven los códigos correctos: 201 al crear, 404 si el registro no existe o es ajeno, 409 si el estado no permite la acción y 422 si falla la validación.</w:t>
       </w:r>
     </w:p>
     <w:p>
@@ -3830,15 +3615,7 @@
         </w:numPr>
       </w:pPr>
       <w:r>
-        <w:t xml:space="preserve">El Modelo ER está actualizado con las tablas requerimientos y </w:t>
-      </w:r>
-      <w:proofErr w:type="spellStart"/>
-      <w:r>
-        <w:t>ramos_estudiante</w:t>
-      </w:r>
-      <w:proofErr w:type="spellEnd"/>
-      <w:r>
-        <w:t>.</w:t>
+        <w:t>El Modelo ER está actualizado con las tablas requerimientos y ramos_estudiante.</w:t>
       </w:r>
     </w:p>
     <w:p/>
@@ -4035,31 +3812,7 @@
         </w:numPr>
       </w:pPr>
       <w:r>
-        <w:t xml:space="preserve">El esquema </w:t>
-      </w:r>
-      <w:proofErr w:type="spellStart"/>
-      <w:r>
-        <w:t>Pydantic</w:t>
-      </w:r>
-      <w:proofErr w:type="spellEnd"/>
-      <w:r>
-        <w:t xml:space="preserve"> (</w:t>
-      </w:r>
-      <w:proofErr w:type="spellStart"/>
-      <w:r>
-        <w:t>SolicitudIn</w:t>
-      </w:r>
-      <w:proofErr w:type="spellEnd"/>
-      <w:r>
-        <w:t xml:space="preserve">) valida título, descripción mínima y que el área pertenezca al catálogo. (Por implementar) Agregar </w:t>
-      </w:r>
-      <w:proofErr w:type="spellStart"/>
-      <w:r>
-        <w:t>max_length</w:t>
-      </w:r>
-      <w:proofErr w:type="spellEnd"/>
-      <w:r>
-        <w:t>=500 a la descripción.</w:t>
+        <w:t>El esquema Pydantic (SolicitudIn) valida título, descripción mínima y que el área pertenezca al catálogo. (Por implementar) Agregar max_length=500 a la descripción.</w:t>
       </w:r>
     </w:p>
     <w:p>
@@ -4071,15 +3824,7 @@
         </w:numPr>
       </w:pPr>
       <w:r>
-        <w:t xml:space="preserve">La API de </w:t>
-      </w:r>
-      <w:proofErr w:type="spellStart"/>
-      <w:r>
-        <w:t>FastAPI</w:t>
-      </w:r>
-      <w:proofErr w:type="spellEnd"/>
-      <w:r>
-        <w:t xml:space="preserve"> verifica el rol de "Paciente" antes de insertar datos.</w:t>
+        <w:t>La API de FastAPI verifica el rol de "Paciente" antes de insertar datos.</w:t>
       </w:r>
     </w:p>
     <w:p>
@@ -4103,15 +3848,7 @@
         </w:numPr>
       </w:pPr>
       <w:r>
-        <w:t xml:space="preserve">Los </w:t>
-      </w:r>
-      <w:proofErr w:type="spellStart"/>
-      <w:r>
-        <w:t>endpoints</w:t>
-      </w:r>
-      <w:proofErr w:type="spellEnd"/>
-      <w:r>
-        <w:t xml:space="preserve"> devuelven 201 al crear, 404 si la solicitud no existe o es ajena, 409 si el estado no permite la acción y 422 ante errores de validación.</w:t>
+        <w:t>Los endpoints devuelven 201 al crear, 404 si la solicitud no existe o es ajena, 409 si el estado no permite la acción y 422 ante errores de validación.</w:t>
       </w:r>
     </w:p>
     <w:p>
@@ -4135,15 +3872,7 @@
         </w:numPr>
       </w:pPr>
       <w:r>
-        <w:t xml:space="preserve">El Diagrama de Clases refleja las interacciones de publicación del paciente (Solicitud, </w:t>
-      </w:r>
-      <w:proofErr w:type="spellStart"/>
-      <w:r>
-        <w:t>SolicitudDetalle</w:t>
-      </w:r>
-      <w:proofErr w:type="spellEnd"/>
-      <w:r>
-        <w:t xml:space="preserve"> y Postulación)</w:t>
+        <w:t>El Diagrama de Clases refleja las interacciones de publicación del paciente (Solicitud, SolicitudDetalle y Postulación)</w:t>
       </w:r>
       <w:r>
         <w:t>.</w:t>
@@ -4342,63 +4071,7 @@
         <w:rPr>
           <w:lang w:val="es-CL"/>
         </w:rPr>
-        <w:t xml:space="preserve">El </w:t>
-      </w:r>
-      <w:proofErr w:type="spellStart"/>
-      <w:r>
-        <w:rPr>
-          <w:lang w:val="es-CL"/>
-        </w:rPr>
-        <w:t>endpoint</w:t>
-      </w:r>
-      <w:proofErr w:type="spellEnd"/>
-      <w:r>
-        <w:rPr>
-          <w:lang w:val="es-CL"/>
-        </w:rPr>
-        <w:t xml:space="preserve"> de búsqueda en </w:t>
-      </w:r>
-      <w:proofErr w:type="spellStart"/>
-      <w:r>
-        <w:rPr>
-          <w:lang w:val="es-CL"/>
-        </w:rPr>
-        <w:t>FastAPI</w:t>
-      </w:r>
-      <w:proofErr w:type="spellEnd"/>
-      <w:r>
-        <w:rPr>
-          <w:lang w:val="es-CL"/>
-        </w:rPr>
-        <w:t xml:space="preserve"> acepta parámetros de consulta (</w:t>
-      </w:r>
-      <w:proofErr w:type="spellStart"/>
-      <w:r>
-        <w:rPr>
-          <w:lang w:val="es-CL"/>
-        </w:rPr>
-        <w:t>query</w:t>
-      </w:r>
-      <w:proofErr w:type="spellEnd"/>
-      <w:r>
-        <w:rPr>
-          <w:lang w:val="es-CL"/>
-        </w:rPr>
-        <w:t xml:space="preserve"> </w:t>
-      </w:r>
-      <w:proofErr w:type="spellStart"/>
-      <w:r>
-        <w:rPr>
-          <w:lang w:val="es-CL"/>
-        </w:rPr>
-        <w:t>parameters</w:t>
-      </w:r>
-      <w:proofErr w:type="spellEnd"/>
-      <w:r>
-        <w:rPr>
-          <w:lang w:val="es-CL"/>
-        </w:rPr>
-        <w:t>) opcionales y combinables.</w:t>
+        <w:t>El endpoint de búsqueda en FastAPI acepta parámetros de consulta (query parameters) opcionales y combinables.</w:t>
       </w:r>
     </w:p>
     <w:p>
@@ -4410,39 +4083,7 @@
         </w:numPr>
       </w:pPr>
       <w:r>
-        <w:t xml:space="preserve">Las consultas en </w:t>
-      </w:r>
-      <w:proofErr w:type="spellStart"/>
-      <w:r>
-        <w:t>SQLAlchemy</w:t>
-      </w:r>
-      <w:proofErr w:type="spellEnd"/>
-      <w:r>
-        <w:t>/</w:t>
-      </w:r>
-      <w:proofErr w:type="spellStart"/>
-      <w:r>
-        <w:t>Supabase</w:t>
-      </w:r>
-      <w:proofErr w:type="spellEnd"/>
-      <w:r>
-        <w:t xml:space="preserve"> están optimizadas para búsquedas complejas (</w:t>
-      </w:r>
-      <w:proofErr w:type="spellStart"/>
-      <w:r>
-        <w:t>ej</w:t>
-      </w:r>
-      <w:proofErr w:type="spellEnd"/>
-      <w:r>
-        <w:t xml:space="preserve">: uso de </w:t>
-      </w:r>
-      <w:proofErr w:type="spellStart"/>
-      <w:r>
-        <w:t>ilike</w:t>
-      </w:r>
-      <w:proofErr w:type="spellEnd"/>
-      <w:r>
-        <w:t xml:space="preserve"> o indexación de comunas).</w:t>
+        <w:t>Las consultas en SQLAlchemy/Supabase están optimizadas para búsquedas complejas (ej: uso de ilike o indexación de comunas).</w:t>
       </w:r>
     </w:p>
     <w:p>
@@ -4478,15 +4119,7 @@
         </w:numPr>
       </w:pPr>
       <w:r>
-        <w:t>La documentación de Swagger (/</w:t>
-      </w:r>
-      <w:proofErr w:type="spellStart"/>
-      <w:r>
-        <w:t>docs</w:t>
-      </w:r>
-      <w:proofErr w:type="spellEnd"/>
-      <w:r>
-        <w:t>) detalla correctamente los parámetros de filtrado disponibles.</w:t>
+        <w:t>La documentación de Swagger (/docs) detalla correctamente los parámetros de filtrado disponibles.</w:t>
       </w:r>
     </w:p>
     <w:p>
@@ -4510,13 +4143,8 @@
         <w:t>Clasificación automática de solicitudes con IA</w:t>
       </w:r>
       <w:r>
-        <w:t xml:space="preserve"> y </w:t>
-      </w:r>
-      <w:proofErr w:type="spellStart"/>
-      <w:r>
-        <w:t>Matching</w:t>
-      </w:r>
-      <w:proofErr w:type="spellEnd"/>
+        <w:t xml:space="preserve"> y Matching</w:t>
+      </w:r>
     </w:p>
     <w:p>
       <w:pPr>
@@ -4679,15 +4307,7 @@
         </w:numPr>
       </w:pPr>
       <w:r>
-        <w:t>La integración con la API de IA (NLP) está implementada manejando tiempos de espera (</w:t>
-      </w:r>
-      <w:proofErr w:type="spellStart"/>
-      <w:r>
-        <w:t>timeouts</w:t>
-      </w:r>
-      <w:proofErr w:type="spellEnd"/>
-      <w:r>
-        <w:t>) y errores.</w:t>
+        <w:t>La integración con la API de IA (NLP) está implementada manejando tiempos de espera (timeouts) y errores.</w:t>
       </w:r>
     </w:p>
     <w:p>
@@ -4699,23 +4319,7 @@
         </w:numPr>
       </w:pPr>
       <w:r>
-        <w:t xml:space="preserve">El algoritmo de </w:t>
-      </w:r>
-      <w:proofErr w:type="spellStart"/>
-      <w:r>
-        <w:t>matching</w:t>
-      </w:r>
-      <w:proofErr w:type="spellEnd"/>
-      <w:r>
-        <w:t xml:space="preserve"> para calcular el score está programado de forma eficiente en el </w:t>
-      </w:r>
-      <w:proofErr w:type="spellStart"/>
-      <w:r>
-        <w:t>backend</w:t>
-      </w:r>
-      <w:proofErr w:type="spellEnd"/>
-      <w:r>
-        <w:t xml:space="preserve"> o mediante funciones SQL.</w:t>
+        <w:t>El algoritmo de matching para calcular el score está programado de forma eficiente en el backend o mediante funciones SQL.</w:t>
       </w:r>
     </w:p>
     <w:p>
@@ -4751,23 +4355,7 @@
         </w:numPr>
       </w:pPr>
       <w:r>
-        <w:t xml:space="preserve">El diagrama de Arquitectura ilustra claramente la comunicación entre </w:t>
-      </w:r>
-      <w:proofErr w:type="spellStart"/>
-      <w:r>
-        <w:t>FastAPI</w:t>
-      </w:r>
-      <w:proofErr w:type="spellEnd"/>
-      <w:r>
-        <w:t xml:space="preserve">, </w:t>
-      </w:r>
-      <w:proofErr w:type="spellStart"/>
-      <w:r>
-        <w:t>Supabase</w:t>
-      </w:r>
-      <w:proofErr w:type="spellEnd"/>
-      <w:r>
-        <w:t xml:space="preserve"> y el servicio de IA externo.</w:t>
+        <w:t>El diagrama de Arquitectura ilustra claramente la comunicación entre FastAPI, Supabase y el servicio de IA externo.</w:t>
       </w:r>
     </w:p>
     <w:p/>
@@ -4926,14 +4514,12 @@
         </w:rPr>
         <w:t xml:space="preserve">El sistema no debe permitir una segunda postulación entre la </w:t>
       </w:r>
-      <w:proofErr w:type="gramStart"/>
-      <w:r>
-        <w:rPr>
-          <w:lang w:eastAsia="es-ES"/>
-        </w:rPr>
-        <w:t>misma solicitud y el mismo estudiante</w:t>
-      </w:r>
-      <w:proofErr w:type="gramEnd"/>
+      <w:r>
+        <w:rPr>
+          <w:lang w:eastAsia="es-ES"/>
+        </w:rPr>
+        <w:t>misma solicitud y estudiante</w:t>
+      </w:r>
       <w:r>
         <w:rPr>
           <w:lang w:eastAsia="es-ES"/>
@@ -4956,13 +4542,7 @@
         <w:rPr>
           <w:lang w:eastAsia="es-ES"/>
         </w:rPr>
-        <w:t>El sistema no debe mostrar información sensibl</w:t>
-      </w:r>
-      <w:r>
-        <w:rPr>
-          <w:lang w:eastAsia="es-ES"/>
-        </w:rPr>
-        <w:t>e</w:t>
+        <w:t>El sistema no debe mostrar información sensible</w:t>
       </w:r>
       <w:r>
         <w:rPr>
@@ -5002,9 +4582,8 @@
           <w:szCs w:val="24"/>
           <w:lang w:val="es-CL" w:eastAsia="es-CL"/>
         </w:rPr>
-        <w:t>Los esquemas de respuesta (</w:t>
-      </w:r>
-      <w:proofErr w:type="spellStart"/>
+        <w:t xml:space="preserve">Los esquemas de respuesta (Pydantic) exponen explícitamente solo los campos permitidos y omiten datos </w:t>
+      </w:r>
       <w:r>
         <w:rPr>
           <w:rFonts w:eastAsia="Times New Roman" w:cstheme="minorHAnsi"/>
@@ -5012,19 +4591,25 @@
           <w:szCs w:val="24"/>
           <w:lang w:val="es-CL" w:eastAsia="es-CL"/>
         </w:rPr>
-        <w:t>Pydantic</w:t>
-      </w:r>
-      <w:proofErr w:type="spellEnd"/>
-      <w:r>
+        <w:t>sensibles.</w:t>
+      </w:r>
+    </w:p>
+    <w:p>
+      <w:pPr>
+        <w:pStyle w:val="Prrafodelista"/>
+        <w:numPr>
+          <w:ilvl w:val="0"/>
+          <w:numId w:val="33"/>
+        </w:numPr>
+        <w:spacing w:before="100" w:beforeAutospacing="1" w:after="100" w:afterAutospacing="1" w:line="240" w:lineRule="auto"/>
+        <w:jc w:val="both"/>
         <w:rPr>
           <w:rFonts w:eastAsia="Times New Roman" w:cstheme="minorHAnsi"/>
           <w:sz w:val="24"/>
           <w:szCs w:val="24"/>
           <w:lang w:val="es-CL" w:eastAsia="es-CL"/>
         </w:rPr>
-        <w:t xml:space="preserve">) exponen explícitamente solo los campos permitidos y omiten datos </w:t>
-      </w:r>
-      <w:proofErr w:type="gramStart"/>
+      </w:pPr>
       <w:r>
         <w:rPr>
           <w:rFonts w:eastAsia="Times New Roman" w:cstheme="minorHAnsi"/>
@@ -5032,45 +4617,51 @@
           <w:szCs w:val="24"/>
           <w:lang w:val="es-CL" w:eastAsia="es-CL"/>
         </w:rPr>
-        <w:t xml:space="preserve">sensibles </w:t>
-      </w:r>
-      <w:r>
+        <w:t>Los endpoints de /api/postulaciones devuelven los códigos correctos: 201 al crear, 200 al responder o cancelar, 403 si responde quien la inició, y 409 si ya fue respondida o duplicada.</w:t>
+      </w:r>
+    </w:p>
+    <w:p>
+      <w:pPr>
+        <w:pStyle w:val="Prrafodelista"/>
+        <w:numPr>
+          <w:ilvl w:val="0"/>
+          <w:numId w:val="33"/>
+        </w:numPr>
+        <w:spacing w:before="100" w:beforeAutospacing="1" w:after="100" w:afterAutospacing="1" w:line="240" w:lineRule="auto"/>
+        <w:jc w:val="both"/>
         <w:rPr>
           <w:rFonts w:eastAsia="Times New Roman" w:cstheme="minorHAnsi"/>
           <w:sz w:val="24"/>
           <w:szCs w:val="24"/>
           <w:lang w:val="es-CL" w:eastAsia="es-CL"/>
         </w:rPr>
-        <w:t>.</w:t>
-      </w:r>
-      <w:proofErr w:type="gramEnd"/>
-    </w:p>
-    <w:p>
-      <w:pPr>
-        <w:pStyle w:val="Prrafodelista"/>
-        <w:numPr>
-          <w:ilvl w:val="0"/>
-          <w:numId w:val="33"/>
-        </w:numPr>
-        <w:spacing w:before="100" w:beforeAutospacing="1" w:after="100" w:afterAutospacing="1" w:line="240" w:lineRule="auto"/>
-        <w:jc w:val="both"/>
+      </w:pPr>
+      <w:r>
         <w:rPr>
           <w:rFonts w:eastAsia="Times New Roman" w:cstheme="minorHAnsi"/>
           <w:sz w:val="24"/>
           <w:szCs w:val="24"/>
           <w:lang w:val="es-CL" w:eastAsia="es-CL"/>
         </w:rPr>
-      </w:pPr>
-      <w:r>
+        <w:t>El estado de la postulación y el de la solicitud se actualizan de manera transaccional en la base de datos.</w:t>
+      </w:r>
+    </w:p>
+    <w:p>
+      <w:pPr>
+        <w:pStyle w:val="Prrafodelista"/>
+        <w:numPr>
+          <w:ilvl w:val="0"/>
+          <w:numId w:val="33"/>
+        </w:numPr>
+        <w:spacing w:before="100" w:beforeAutospacing="1" w:after="100" w:afterAutospacing="1" w:line="240" w:lineRule="auto"/>
+        <w:jc w:val="both"/>
         <w:rPr>
           <w:rFonts w:eastAsia="Times New Roman" w:cstheme="minorHAnsi"/>
           <w:sz w:val="24"/>
           <w:szCs w:val="24"/>
           <w:lang w:val="es-CL" w:eastAsia="es-CL"/>
         </w:rPr>
-        <w:t xml:space="preserve">Los </w:t>
-      </w:r>
-      <w:proofErr w:type="spellStart"/>
+      </w:pPr>
       <w:r>
         <w:rPr>
           <w:rFonts w:eastAsia="Times New Roman" w:cstheme="minorHAnsi"/>
@@ -5078,54 +4669,197 @@
           <w:szCs w:val="24"/>
           <w:lang w:val="es-CL" w:eastAsia="es-CL"/>
         </w:rPr>
-        <w:t>endpoints</w:t>
-      </w:r>
-      <w:proofErr w:type="spellEnd"/>
-      <w:r>
+        <w:t>El código está consolidado en la rama principal de GitHub, revisado por el equipo.</w:t>
+      </w:r>
+    </w:p>
+    <w:p>
+      <w:pPr>
+        <w:pStyle w:val="Prrafodelista"/>
+        <w:numPr>
+          <w:ilvl w:val="0"/>
+          <w:numId w:val="33"/>
+        </w:numPr>
+        <w:spacing w:before="100" w:beforeAutospacing="1" w:after="100" w:afterAutospacing="1" w:line="240" w:lineRule="auto"/>
+        <w:jc w:val="both"/>
         <w:rPr>
           <w:rFonts w:eastAsia="Times New Roman" w:cstheme="minorHAnsi"/>
           <w:sz w:val="24"/>
           <w:szCs w:val="24"/>
           <w:lang w:val="es-CL" w:eastAsia="es-CL"/>
         </w:rPr>
-        <w:t xml:space="preserve"> de /api/postulaciones devuelven los códigos correctos: 201 al crear, 200 al responder o cancelar, 403 si responde quien la inició, y 409 si ya fue respondida o duplicada.</w:t>
-      </w:r>
-    </w:p>
-    <w:p>
-      <w:pPr>
-        <w:pStyle w:val="Prrafodelista"/>
-        <w:numPr>
-          <w:ilvl w:val="0"/>
-          <w:numId w:val="33"/>
-        </w:numPr>
-        <w:spacing w:before="100" w:beforeAutospacing="1" w:after="100" w:afterAutospacing="1" w:line="240" w:lineRule="auto"/>
-        <w:jc w:val="both"/>
+      </w:pPr>
+      <w:r>
         <w:rPr>
           <w:rFonts w:eastAsia="Times New Roman" w:cstheme="minorHAnsi"/>
           <w:sz w:val="24"/>
           <w:szCs w:val="24"/>
           <w:lang w:val="es-CL" w:eastAsia="es-CL"/>
         </w:rPr>
-      </w:pPr>
-      <w:r>
+        <w:t>El diagrama de estados usa los estados reales de la postulación: Pendiente → Aceptada, Rechazada o Cancelada, y Aceptada → Cancelada. El estado "Archivada" corresponde a la conversación del chat (Historia 011).</w:t>
+      </w:r>
+    </w:p>
+    <w:p>
+      <w:pPr>
+        <w:pStyle w:val="Ttulo2"/>
+      </w:pPr>
+      <w:r>
+        <w:t>Historia 009: Detección automática de contenido inapropiado</w:t>
+      </w:r>
+    </w:p>
+    <w:p>
+      <w:pPr>
+        <w:pStyle w:val="Ttulo3"/>
+      </w:pPr>
+      <w:r>
+        <w:t>Definición</w:t>
+      </w:r>
+    </w:p>
+    <w:p>
+      <w:pPr>
+        <w:rPr>
+          <w:lang w:eastAsia="es-ES"/>
+        </w:rPr>
+      </w:pPr>
+      <w:r>
+        <w:rPr>
+          <w:lang w:eastAsia="es-ES"/>
+        </w:rPr>
+        <w:t>Como administrador de la plataforma, quiero que los mensajes del chat sean analizados automáticamente, para detectar spam o contenido inapropiado sin revisar cada conversación manualmente.</w:t>
+      </w:r>
+    </w:p>
+    <w:p>
+      <w:pPr>
+        <w:pStyle w:val="Ttulo3"/>
+      </w:pPr>
+      <w:r>
+        <w:t>DoD de Negocio</w:t>
+      </w:r>
+    </w:p>
+    <w:p>
+      <w:pPr>
+        <w:pStyle w:val="Prrafodelista"/>
+        <w:numPr>
+          <w:ilvl w:val="0"/>
+          <w:numId w:val="15"/>
+        </w:numPr>
+        <w:rPr>
+          <w:lang w:val="es-ES" w:eastAsia="es-ES"/>
+        </w:rPr>
+      </w:pPr>
+      <w:r>
+        <w:rPr>
+          <w:lang w:eastAsia="es-ES"/>
+        </w:rPr>
+        <w:t xml:space="preserve">El sistema debe </w:t>
+      </w:r>
+      <w:r>
+        <w:rPr>
+          <w:lang w:eastAsia="es-ES"/>
+        </w:rPr>
+        <w:t>generar una alerta interna cuando la IA detecte spam o contenido inapropiado, sin bloquear mensajes automáticamente</w:t>
+      </w:r>
+      <w:r>
+        <w:rPr>
+          <w:lang w:eastAsia="es-ES"/>
+        </w:rPr>
+        <w:t>.</w:t>
+      </w:r>
+    </w:p>
+    <w:p>
+      <w:pPr>
+        <w:pStyle w:val="Prrafodelista"/>
+        <w:numPr>
+          <w:ilvl w:val="0"/>
+          <w:numId w:val="15"/>
+        </w:numPr>
+        <w:rPr>
+          <w:lang w:val="es-ES" w:eastAsia="es-ES"/>
+        </w:rPr>
+      </w:pPr>
+      <w:r>
+        <w:rPr>
+          <w:lang w:eastAsia="es-ES"/>
+        </w:rPr>
+        <w:t>las alertas de la IA aparecen en el panel de moderación del administrador</w:t>
+      </w:r>
+      <w:r>
+        <w:rPr>
+          <w:lang w:eastAsia="es-ES"/>
+        </w:rPr>
+        <w:t>.</w:t>
+      </w:r>
+    </w:p>
+    <w:p>
+      <w:pPr>
+        <w:pStyle w:val="Prrafodelista"/>
+        <w:numPr>
+          <w:ilvl w:val="0"/>
+          <w:numId w:val="15"/>
+        </w:numPr>
+        <w:rPr>
+          <w:lang w:val="es-ES" w:eastAsia="es-ES"/>
+        </w:rPr>
+      </w:pPr>
+      <w:r>
+        <w:rPr>
+          <w:lang w:eastAsia="es-ES"/>
+        </w:rPr>
+        <w:t xml:space="preserve">El sistema </w:t>
+      </w:r>
+      <w:r>
+        <w:rPr>
+          <w:lang w:eastAsia="es-ES"/>
+        </w:rPr>
+        <w:t>no debe bloquear ni eliminar ningún mensaje automáticamente</w:t>
+      </w:r>
+      <w:r>
+        <w:rPr>
+          <w:lang w:eastAsia="es-ES"/>
+        </w:rPr>
+        <w:t>.</w:t>
+      </w:r>
+    </w:p>
+    <w:p>
+      <w:pPr>
+        <w:pStyle w:val="Ttulo3"/>
+      </w:pPr>
+      <w:r>
+        <w:t>DoD Técnico</w:t>
+      </w:r>
+    </w:p>
+    <w:p>
+      <w:pPr>
+        <w:pStyle w:val="Prrafodelista"/>
+        <w:numPr>
+          <w:ilvl w:val="0"/>
+          <w:numId w:val="15"/>
+        </w:numPr>
+        <w:spacing w:before="100" w:beforeAutospacing="1" w:after="100" w:afterAutospacing="1" w:line="240" w:lineRule="auto"/>
         <w:rPr>
           <w:rFonts w:eastAsia="Times New Roman" w:cstheme="minorHAnsi"/>
           <w:sz w:val="24"/>
           <w:szCs w:val="24"/>
           <w:lang w:val="es-CL" w:eastAsia="es-CL"/>
         </w:rPr>
-        <w:t>El estado de la postulación y el de la solicitud se actualizan de manera transaccional en la base de datos.</w:t>
-      </w:r>
-    </w:p>
-    <w:p>
-      <w:pPr>
-        <w:pStyle w:val="Prrafodelista"/>
-        <w:numPr>
-          <w:ilvl w:val="0"/>
-          <w:numId w:val="33"/>
+      </w:pPr>
+      <w:r>
+        <w:rPr>
+          <w:rFonts w:eastAsia="Times New Roman" w:cstheme="minorHAnsi"/>
+          <w:sz w:val="24"/>
+          <w:szCs w:val="24"/>
+          <w:lang w:eastAsia="es-CL"/>
+        </w:rPr>
+        <w:t>analizar el mensaje después de guardarlo y en segundo plano, para no bloquear el envío.</w:t>
+      </w:r>
+    </w:p>
+    <w:p>
+      <w:pPr>
+        <w:pStyle w:val="Prrafodelista"/>
+        <w:numPr>
+          <w:ilvl w:val="0"/>
+          <w:numId w:val="15"/>
         </w:numPr>
         <w:spacing w:before="100" w:beforeAutospacing="1" w:after="100" w:afterAutospacing="1" w:line="240" w:lineRule="auto"/>
-        <w:jc w:val="both"/>
         <w:rPr>
           <w:rFonts w:eastAsia="Times New Roman" w:cstheme="minorHAnsi"/>
           <w:sz w:val="24"/>
@@ -5140,18 +4874,17 @@
           <w:szCs w:val="24"/>
           <w:lang w:val="es-CL" w:eastAsia="es-CL"/>
         </w:rPr>
-        <w:t>El código está consolidado en la rama principal de GitHub, revisado por el equipo.</w:t>
-      </w:r>
-    </w:p>
-    <w:p>
-      <w:pPr>
-        <w:pStyle w:val="Prrafodelista"/>
-        <w:numPr>
-          <w:ilvl w:val="0"/>
-          <w:numId w:val="33"/>
+        <w:t>Las tablas de base de datos registran correctamente el estado de moderación y motivo sin borrar el registro físico.</w:t>
+      </w:r>
+    </w:p>
+    <w:p>
+      <w:pPr>
+        <w:pStyle w:val="Prrafodelista"/>
+        <w:numPr>
+          <w:ilvl w:val="0"/>
+          <w:numId w:val="15"/>
         </w:numPr>
         <w:spacing w:before="100" w:beforeAutospacing="1" w:after="100" w:afterAutospacing="1" w:line="240" w:lineRule="auto"/>
-        <w:jc w:val="both"/>
         <w:rPr>
           <w:rFonts w:eastAsia="Times New Roman" w:cstheme="minorHAnsi"/>
           <w:sz w:val="24"/>
@@ -5166,136 +4899,7 @@
           <w:szCs w:val="24"/>
           <w:lang w:val="es-CL" w:eastAsia="es-CL"/>
         </w:rPr>
-        <w:t>El diagrama de estados usa los estados reales de la postulación: Pendiente → Aceptada, Rechazada o Cancelada, y Aceptada → Cancelada. El estado "Archivada" corresponde a la conversación del chat (Historia 011).</w:t>
-      </w:r>
-    </w:p>
-    <w:p>
-      <w:pPr>
-        <w:pStyle w:val="Ttulo2"/>
-      </w:pPr>
-      <w:r>
-        <w:t>Historia 009: Detección automática de contenido inapropiado</w:t>
-      </w:r>
-    </w:p>
-    <w:p>
-      <w:pPr>
-        <w:pStyle w:val="Ttulo3"/>
-      </w:pPr>
-      <w:r>
-        <w:t>Definición</w:t>
-      </w:r>
-    </w:p>
-    <w:p>
-      <w:pPr>
-        <w:rPr>
-          <w:lang w:eastAsia="es-ES"/>
-        </w:rPr>
-      </w:pPr>
-      <w:r>
-        <w:rPr>
-          <w:lang w:eastAsia="es-ES"/>
-        </w:rPr>
-        <w:t>Como administrador de la plataforma, quiero que los mensajes del chat sean analizados automáticamente, para detectar spam o contenido inapropiado sin revisar cada conversación manualmente.</w:t>
-      </w:r>
-    </w:p>
-    <w:p>
-      <w:pPr>
-        <w:pStyle w:val="Ttulo3"/>
-      </w:pPr>
-      <w:r>
-        <w:t>DoD de Negocio</w:t>
-      </w:r>
-    </w:p>
-    <w:p>
-      <w:pPr>
-        <w:pStyle w:val="Prrafodelista"/>
-        <w:numPr>
-          <w:ilvl w:val="0"/>
-          <w:numId w:val="15"/>
-        </w:numPr>
-        <w:rPr>
-          <w:lang w:val="es-ES" w:eastAsia="es-ES"/>
-        </w:rPr>
-      </w:pPr>
-      <w:r>
-        <w:rPr>
-          <w:lang w:eastAsia="es-ES"/>
-        </w:rPr>
-        <w:t xml:space="preserve">El sistema debe </w:t>
-      </w:r>
-      <w:r>
-        <w:rPr>
-          <w:lang w:eastAsia="es-ES"/>
-        </w:rPr>
-        <w:t>generar una alerta interna cuando la IA detecte spam o contenido inapropiado, sin bloquear mensajes automáticamente</w:t>
-      </w:r>
-      <w:r>
-        <w:rPr>
-          <w:lang w:eastAsia="es-ES"/>
-        </w:rPr>
-        <w:t>.</w:t>
-      </w:r>
-    </w:p>
-    <w:p>
-      <w:pPr>
-        <w:pStyle w:val="Prrafodelista"/>
-        <w:numPr>
-          <w:ilvl w:val="0"/>
-          <w:numId w:val="15"/>
-        </w:numPr>
-        <w:rPr>
-          <w:lang w:val="es-ES" w:eastAsia="es-ES"/>
-        </w:rPr>
-      </w:pPr>
-      <w:r>
-        <w:rPr>
-          <w:lang w:eastAsia="es-ES"/>
-        </w:rPr>
-        <w:t>las alertas de la IA aparecen en el panel de moderación del administrador</w:t>
-      </w:r>
-      <w:r>
-        <w:rPr>
-          <w:lang w:eastAsia="es-ES"/>
-        </w:rPr>
-        <w:t>.</w:t>
-      </w:r>
-    </w:p>
-    <w:p>
-      <w:pPr>
-        <w:pStyle w:val="Prrafodelista"/>
-        <w:numPr>
-          <w:ilvl w:val="0"/>
-          <w:numId w:val="15"/>
-        </w:numPr>
-        <w:rPr>
-          <w:lang w:val="es-ES" w:eastAsia="es-ES"/>
-        </w:rPr>
-      </w:pPr>
-      <w:r>
-        <w:rPr>
-          <w:lang w:eastAsia="es-ES"/>
-        </w:rPr>
-        <w:t xml:space="preserve">El sistema </w:t>
-      </w:r>
-      <w:r>
-        <w:rPr>
-          <w:lang w:eastAsia="es-ES"/>
-        </w:rPr>
-        <w:t>no debe bloquear ni eliminar ningún mensaje automáticamente</w:t>
-      </w:r>
-      <w:r>
-        <w:rPr>
-          <w:lang w:eastAsia="es-ES"/>
-        </w:rPr>
-        <w:t>.</w:t>
-      </w:r>
-    </w:p>
-    <w:p>
-      <w:pPr>
-        <w:pStyle w:val="Ttulo3"/>
-      </w:pPr>
-      <w:r>
-        <w:t>DoD Técnico</w:t>
+        <w:t>El endpoint o tarea en segundo plano no bloquea la experiencia del usuario (respuestas rápidas).</w:t>
       </w:r>
     </w:p>
     <w:p>
@@ -5318,9 +4922,9 @@
           <w:rFonts w:eastAsia="Times New Roman" w:cstheme="minorHAnsi"/>
           <w:sz w:val="24"/>
           <w:szCs w:val="24"/>
-          <w:lang w:eastAsia="es-CL"/>
-        </w:rPr>
-        <w:t>analizar el mensaje después de guardarlo y en segundo plano, para no bloquear el envío.</w:t>
+          <w:lang w:val="es-CL" w:eastAsia="es-CL"/>
+        </w:rPr>
+        <w:t>El código se encuentra verificado en la rama principal de GitHub.</w:t>
       </w:r>
     </w:p>
     <w:p>
@@ -5345,7 +4949,157 @@
           <w:szCs w:val="24"/>
           <w:lang w:val="es-CL" w:eastAsia="es-CL"/>
         </w:rPr>
-        <w:t>Las tablas de base de datos registran correctamente el estado de moderación y motivo sin borrar el registro físico.</w:t>
+        <w:lastRenderedPageBreak/>
+        <w:t>El modelo ER y el Diagrama de Clases reflejan los nuevos atributos y relaciones para reportes y logs de moderación.</w:t>
+      </w:r>
+    </w:p>
+    <w:p/>
+    <w:p/>
+    <w:p>
+      <w:pPr>
+        <w:pStyle w:val="Ttulo2"/>
+      </w:pPr>
+      <w:r>
+        <w:t>Historia 010: Reporte Manual de usuario</w:t>
+      </w:r>
+    </w:p>
+    <w:p>
+      <w:pPr>
+        <w:pStyle w:val="Ttulo3"/>
+      </w:pPr>
+      <w:r>
+        <w:t>Definición</w:t>
+      </w:r>
+    </w:p>
+    <w:p>
+      <w:pPr>
+        <w:rPr>
+          <w:lang w:eastAsia="es-ES"/>
+        </w:rPr>
+      </w:pPr>
+      <w:r>
+        <w:rPr>
+          <w:lang w:eastAsia="es-ES"/>
+        </w:rPr>
+        <w:t>Como usuario de la plataforma, quiero reportar manualmente un mensaje o conversación, para alertar al equipo sobre un comportamiento inapropiado que la IA no haya detectado.</w:t>
+      </w:r>
+    </w:p>
+    <w:p>
+      <w:pPr>
+        <w:pStyle w:val="Ttulo3"/>
+      </w:pPr>
+      <w:r>
+        <w:t>DoD de Negocio</w:t>
+      </w:r>
+    </w:p>
+    <w:p>
+      <w:pPr>
+        <w:pStyle w:val="Prrafodelista"/>
+        <w:numPr>
+          <w:ilvl w:val="0"/>
+          <w:numId w:val="15"/>
+        </w:numPr>
+        <w:rPr>
+          <w:lang w:val="es-ES" w:eastAsia="es-ES"/>
+        </w:rPr>
+      </w:pPr>
+      <w:r>
+        <w:rPr>
+          <w:lang w:eastAsia="es-ES"/>
+        </w:rPr>
+        <w:t xml:space="preserve">El sistema debe permitir reportar un mensaje </w:t>
+      </w:r>
+      <w:r>
+        <w:rPr>
+          <w:lang w:eastAsia="es-ES"/>
+        </w:rPr>
+        <w:t>seleccionando un motivo predefinido</w:t>
+      </w:r>
+      <w:r>
+        <w:rPr>
+          <w:lang w:eastAsia="es-ES"/>
+        </w:rPr>
+        <w:t>.</w:t>
+      </w:r>
+    </w:p>
+    <w:p>
+      <w:pPr>
+        <w:pStyle w:val="Prrafodelista"/>
+        <w:numPr>
+          <w:ilvl w:val="0"/>
+          <w:numId w:val="15"/>
+        </w:numPr>
+        <w:rPr>
+          <w:lang w:val="es-ES" w:eastAsia="es-ES"/>
+        </w:rPr>
+      </w:pPr>
+      <w:r>
+        <w:rPr>
+          <w:lang w:eastAsia="es-ES"/>
+        </w:rPr>
+        <w:t>El sistema debe registrar quién reportó y en qué momento.</w:t>
+      </w:r>
+    </w:p>
+    <w:p>
+      <w:pPr>
+        <w:pStyle w:val="Prrafodelista"/>
+        <w:numPr>
+          <w:ilvl w:val="0"/>
+          <w:numId w:val="15"/>
+        </w:numPr>
+        <w:rPr>
+          <w:lang w:val="es-ES" w:eastAsia="es-ES"/>
+        </w:rPr>
+      </w:pPr>
+      <w:r>
+        <w:rPr>
+          <w:lang w:eastAsia="es-ES"/>
+        </w:rPr>
+        <w:t>El sistema debe permitir a un administrador revisar los reportes</w:t>
+      </w:r>
+      <w:r>
+        <w:rPr>
+          <w:lang w:eastAsia="es-ES"/>
+        </w:rPr>
+        <w:t>, descartarlos o eliminar contenido desde un panel exclusivo del rol administrador.</w:t>
+      </w:r>
+    </w:p>
+    <w:p>
+      <w:pPr>
+        <w:pStyle w:val="Prrafodelista"/>
+        <w:numPr>
+          <w:ilvl w:val="0"/>
+          <w:numId w:val="15"/>
+        </w:numPr>
+        <w:rPr>
+          <w:lang w:val="es-ES" w:eastAsia="es-ES"/>
+        </w:rPr>
+      </w:pPr>
+      <w:r>
+        <w:rPr>
+          <w:lang w:eastAsia="es-ES"/>
+        </w:rPr>
+        <w:t xml:space="preserve">El sistema no debe </w:t>
+      </w:r>
+      <w:r>
+        <w:rPr>
+          <w:lang w:eastAsia="es-ES"/>
+        </w:rPr>
+        <w:t>dejar reportar un mensaje sin motivo</w:t>
+      </w:r>
+      <w:r>
+        <w:rPr>
+          <w:lang w:eastAsia="es-ES"/>
+        </w:rPr>
+        <w:t>.</w:t>
+      </w:r>
+    </w:p>
+    <w:p>
+      <w:pPr>
+        <w:pStyle w:val="Ttulo3"/>
+      </w:pPr>
+      <w:r>
+        <w:t>DoD Técnico</w:t>
       </w:r>
     </w:p>
     <w:p>
@@ -5368,21 +5122,26 @@
           <w:rFonts w:eastAsia="Times New Roman" w:cstheme="minorHAnsi"/>
           <w:sz w:val="24"/>
           <w:szCs w:val="24"/>
-          <w:lang w:val="es-CL" w:eastAsia="es-CL"/>
-        </w:rPr>
-        <w:t xml:space="preserve">El </w:t>
-      </w:r>
-      <w:proofErr w:type="spellStart"/>
-      <w:r>
+          <w:lang w:eastAsia="es-CL"/>
+        </w:rPr>
+        <w:t>el endpoint valida que el motivo esté dentro de la lista predefinida, y las rutas de admin verifican el rol.</w:t>
+      </w:r>
+    </w:p>
+    <w:p>
+      <w:pPr>
+        <w:pStyle w:val="Prrafodelista"/>
+        <w:numPr>
+          <w:ilvl w:val="0"/>
+          <w:numId w:val="15"/>
+        </w:numPr>
+        <w:spacing w:before="100" w:beforeAutospacing="1" w:after="100" w:afterAutospacing="1" w:line="240" w:lineRule="auto"/>
         <w:rPr>
           <w:rFonts w:eastAsia="Times New Roman" w:cstheme="minorHAnsi"/>
           <w:sz w:val="24"/>
           <w:szCs w:val="24"/>
           <w:lang w:val="es-CL" w:eastAsia="es-CL"/>
         </w:rPr>
-        <w:t>endpoint</w:t>
-      </w:r>
-      <w:proofErr w:type="spellEnd"/>
+      </w:pPr>
       <w:r>
         <w:rPr>
           <w:rFonts w:eastAsia="Times New Roman" w:cstheme="minorHAnsi"/>
@@ -5390,7 +5149,7 @@
           <w:szCs w:val="24"/>
           <w:lang w:val="es-CL" w:eastAsia="es-CL"/>
         </w:rPr>
-        <w:t xml:space="preserve"> o tarea en segundo plano no bloquea la experiencia del usuario (respuestas rápidas).</w:t>
+        <w:t>Las consultas permiten a los administradores listar y filtrar reportes de forma eficiente.</w:t>
       </w:r>
     </w:p>
     <w:p>
@@ -5415,7 +5174,7 @@
           <w:szCs w:val="24"/>
           <w:lang w:val="es-CL" w:eastAsia="es-CL"/>
         </w:rPr>
-        <w:t>El código se encuentra verificado en la rama principal de GitHub.</w:t>
+        <w:t>El modelo de datos asegura la integridad relacional entre el usuario que reporta, el mensaje y el motivo.</w:t>
       </w:r>
     </w:p>
     <w:p>
@@ -5440,157 +5199,7 @@
           <w:szCs w:val="24"/>
           <w:lang w:val="es-CL" w:eastAsia="es-CL"/>
         </w:rPr>
-        <w:lastRenderedPageBreak/>
-        <w:t>El modelo ER y el Diagrama de Clases reflejan los nuevos atributos y relaciones para reportes y logs de moderación.</w:t>
-      </w:r>
-    </w:p>
-    <w:p/>
-    <w:p/>
-    <w:p>
-      <w:pPr>
-        <w:pStyle w:val="Ttulo2"/>
-      </w:pPr>
-      <w:r>
-        <w:t>Historia 010: Reporte Manual de usuario</w:t>
-      </w:r>
-    </w:p>
-    <w:p>
-      <w:pPr>
-        <w:pStyle w:val="Ttulo3"/>
-      </w:pPr>
-      <w:r>
-        <w:t>Definición</w:t>
-      </w:r>
-    </w:p>
-    <w:p>
-      <w:pPr>
-        <w:rPr>
-          <w:lang w:eastAsia="es-ES"/>
-        </w:rPr>
-      </w:pPr>
-      <w:r>
-        <w:rPr>
-          <w:lang w:eastAsia="es-ES"/>
-        </w:rPr>
-        <w:t>Como usuario de la plataforma, quiero reportar manualmente un mensaje o conversación, para alertar al equipo sobre un comportamiento inapropiado que la IA no haya detectado.</w:t>
-      </w:r>
-    </w:p>
-    <w:p>
-      <w:pPr>
-        <w:pStyle w:val="Ttulo3"/>
-      </w:pPr>
-      <w:r>
-        <w:t>DoD de Negocio</w:t>
-      </w:r>
-    </w:p>
-    <w:p>
-      <w:pPr>
-        <w:pStyle w:val="Prrafodelista"/>
-        <w:numPr>
-          <w:ilvl w:val="0"/>
-          <w:numId w:val="15"/>
-        </w:numPr>
-        <w:rPr>
-          <w:lang w:val="es-ES" w:eastAsia="es-ES"/>
-        </w:rPr>
-      </w:pPr>
-      <w:r>
-        <w:rPr>
-          <w:lang w:eastAsia="es-ES"/>
-        </w:rPr>
-        <w:t xml:space="preserve">El sistema debe permitir reportar un mensaje </w:t>
-      </w:r>
-      <w:r>
-        <w:rPr>
-          <w:lang w:eastAsia="es-ES"/>
-        </w:rPr>
-        <w:t>seleccionando un motivo predefinido</w:t>
-      </w:r>
-      <w:r>
-        <w:rPr>
-          <w:lang w:eastAsia="es-ES"/>
-        </w:rPr>
-        <w:t>.</w:t>
-      </w:r>
-    </w:p>
-    <w:p>
-      <w:pPr>
-        <w:pStyle w:val="Prrafodelista"/>
-        <w:numPr>
-          <w:ilvl w:val="0"/>
-          <w:numId w:val="15"/>
-        </w:numPr>
-        <w:rPr>
-          <w:lang w:val="es-ES" w:eastAsia="es-ES"/>
-        </w:rPr>
-      </w:pPr>
-      <w:r>
-        <w:rPr>
-          <w:lang w:eastAsia="es-ES"/>
-        </w:rPr>
-        <w:t>El sistema debe registrar quién reportó y en qué momento.</w:t>
-      </w:r>
-    </w:p>
-    <w:p>
-      <w:pPr>
-        <w:pStyle w:val="Prrafodelista"/>
-        <w:numPr>
-          <w:ilvl w:val="0"/>
-          <w:numId w:val="15"/>
-        </w:numPr>
-        <w:rPr>
-          <w:lang w:val="es-ES" w:eastAsia="es-ES"/>
-        </w:rPr>
-      </w:pPr>
-      <w:r>
-        <w:rPr>
-          <w:lang w:eastAsia="es-ES"/>
-        </w:rPr>
-        <w:t>El sistema debe permitir a un administrador revisar los reportes</w:t>
-      </w:r>
-      <w:r>
-        <w:rPr>
-          <w:lang w:eastAsia="es-ES"/>
-        </w:rPr>
-        <w:t>, descartarlos o eliminar contenido desde un panel exclusivo del rol administrador.</w:t>
-      </w:r>
-    </w:p>
-    <w:p>
-      <w:pPr>
-        <w:pStyle w:val="Prrafodelista"/>
-        <w:numPr>
-          <w:ilvl w:val="0"/>
-          <w:numId w:val="15"/>
-        </w:numPr>
-        <w:rPr>
-          <w:lang w:val="es-ES" w:eastAsia="es-ES"/>
-        </w:rPr>
-      </w:pPr>
-      <w:r>
-        <w:rPr>
-          <w:lang w:eastAsia="es-ES"/>
-        </w:rPr>
-        <w:t xml:space="preserve">El sistema no debe </w:t>
-      </w:r>
-      <w:r>
-        <w:rPr>
-          <w:lang w:eastAsia="es-ES"/>
-        </w:rPr>
-        <w:t>dejar reportar un mensaje sin motivo</w:t>
-      </w:r>
-      <w:r>
-        <w:rPr>
-          <w:lang w:eastAsia="es-ES"/>
-        </w:rPr>
-        <w:t>.</w:t>
-      </w:r>
-    </w:p>
-    <w:p>
-      <w:pPr>
-        <w:pStyle w:val="Ttulo3"/>
-      </w:pPr>
-      <w:r>
-        <w:t>DoD Técnico</w:t>
+        <w:t>El código está aprobado y mergeado en la rama principal de GitHub.</w:t>
       </w:r>
     </w:p>
     <w:p>
@@ -5613,11 +5222,235 @@
           <w:rFonts w:eastAsia="Times New Roman" w:cstheme="minorHAnsi"/>
           <w:sz w:val="24"/>
           <w:szCs w:val="24"/>
-          <w:lang w:eastAsia="es-CL"/>
-        </w:rPr>
-        <w:t xml:space="preserve">el </w:t>
-      </w:r>
-      <w:proofErr w:type="spellStart"/>
+          <w:lang w:val="es-CL" w:eastAsia="es-CL"/>
+        </w:rPr>
+        <w:t>El diagrama de Arquitectura refleja el panel de acceso exclusivo para el rol "Administrador".</w:t>
+      </w:r>
+    </w:p>
+    <w:p>
+      <w:pPr>
+        <w:pStyle w:val="Ttulo2"/>
+      </w:pPr>
+      <w:r>
+        <w:t>Historia 011: Chat en tiempo real</w:t>
+      </w:r>
+    </w:p>
+    <w:p>
+      <w:pPr>
+        <w:pStyle w:val="Ttulo3"/>
+      </w:pPr>
+      <w:r>
+        <w:t>Definición</w:t>
+      </w:r>
+    </w:p>
+    <w:p>
+      <w:pPr>
+        <w:rPr>
+          <w:lang w:eastAsia="es-ES"/>
+        </w:rPr>
+      </w:pPr>
+      <w:r>
+        <w:rPr>
+          <w:lang w:eastAsia="es-ES"/>
+        </w:rPr>
+        <w:t>Como estudiante o paciente con una solicitud de atención vigente (postulación Pendiente o Aceptada), quiero chatear en tiempo real con la otra persona, para coordinar la fecha y el lugar de la atención</w:t>
+      </w:r>
+      <w:r>
+        <w:rPr>
+          <w:lang w:eastAsia="es-ES"/>
+        </w:rPr>
+        <w:t>.</w:t>
+      </w:r>
+    </w:p>
+    <w:p>
+      <w:pPr>
+        <w:pStyle w:val="Ttulo3"/>
+      </w:pPr>
+      <w:r>
+        <w:t>DoD de Negocio</w:t>
+      </w:r>
+    </w:p>
+    <w:p>
+      <w:pPr>
+        <w:pStyle w:val="Prrafodelista"/>
+        <w:numPr>
+          <w:ilvl w:val="0"/>
+          <w:numId w:val="15"/>
+        </w:numPr>
+        <w:rPr>
+          <w:lang w:val="es-ES" w:eastAsia="es-ES"/>
+        </w:rPr>
+      </w:pPr>
+      <w:r>
+        <w:rPr>
+          <w:lang w:eastAsia="es-ES"/>
+        </w:rPr>
+        <w:t>El chat se habilita desde "Solicitar atención" (postulación "Pendiente") y se mantiene mientras la postulación esté Pendiente o Aceptada. La API verifica que exista y que la conversación no esté "Archivada</w:t>
+      </w:r>
+      <w:r>
+        <w:rPr>
+          <w:lang w:eastAsia="es-ES"/>
+        </w:rPr>
+        <w:t>”.</w:t>
+      </w:r>
+    </w:p>
+    <w:p>
+      <w:pPr>
+        <w:pStyle w:val="Prrafodelista"/>
+        <w:numPr>
+          <w:ilvl w:val="0"/>
+          <w:numId w:val="15"/>
+        </w:numPr>
+        <w:rPr>
+          <w:lang w:val="es-ES" w:eastAsia="es-ES"/>
+        </w:rPr>
+      </w:pPr>
+      <w:r>
+        <w:rPr>
+          <w:lang w:eastAsia="es-ES"/>
+        </w:rPr>
+        <w:lastRenderedPageBreak/>
+        <w:t>Los mensajes deben entregarse en tiempo real, sin necesidad de refrescar la página</w:t>
+      </w:r>
+      <w:r>
+        <w:rPr>
+          <w:lang w:eastAsia="es-ES"/>
+        </w:rPr>
+        <w:t xml:space="preserve">, </w:t>
+      </w:r>
+      <w:r>
+        <w:rPr>
+          <w:lang w:eastAsia="es-ES"/>
+        </w:rPr>
+        <w:t>mensajes de hasta 1000 caracteres.</w:t>
+      </w:r>
+    </w:p>
+    <w:p>
+      <w:pPr>
+        <w:pStyle w:val="Prrafodelista"/>
+        <w:numPr>
+          <w:ilvl w:val="0"/>
+          <w:numId w:val="15"/>
+        </w:numPr>
+        <w:rPr>
+          <w:lang w:val="es-ES" w:eastAsia="es-ES"/>
+        </w:rPr>
+      </w:pPr>
+      <w:r>
+        <w:rPr>
+          <w:lang w:eastAsia="es-ES"/>
+        </w:rPr>
+        <w:t>El sistema debe guardar el historial completo de la conversación.</w:t>
+      </w:r>
+    </w:p>
+    <w:p>
+      <w:pPr>
+        <w:pStyle w:val="Prrafodelista"/>
+        <w:numPr>
+          <w:ilvl w:val="0"/>
+          <w:numId w:val="15"/>
+        </w:numPr>
+        <w:rPr>
+          <w:lang w:eastAsia="es-ES"/>
+        </w:rPr>
+      </w:pPr>
+      <w:r>
+        <w:rPr>
+          <w:lang w:eastAsia="es-ES"/>
+        </w:rPr>
+        <w:t>• El sistema no debe permitir chatear entre usuarios sin una postulación vigente.</w:t>
+      </w:r>
+    </w:p>
+    <w:p>
+      <w:pPr>
+        <w:pStyle w:val="Prrafodelista"/>
+        <w:numPr>
+          <w:ilvl w:val="0"/>
+          <w:numId w:val="15"/>
+        </w:numPr>
+        <w:rPr>
+          <w:lang w:val="es-ES" w:eastAsia="es-ES"/>
+        </w:rPr>
+      </w:pPr>
+      <w:r>
+        <w:rPr>
+          <w:lang w:eastAsia="es-ES"/>
+        </w:rPr>
+        <w:t>• Cualquiera de las partes puede bloquear la conversación, que pasa a "Archivada" y no admite nuevos mensajes. También se archiva si la postulación se rechaza o se cancela</w:t>
+      </w:r>
+      <w:r>
+        <w:rPr>
+          <w:lang w:eastAsia="es-ES"/>
+        </w:rPr>
+        <w:t>.</w:t>
+      </w:r>
+    </w:p>
+    <w:p>
+      <w:pPr>
+        <w:pStyle w:val="Ttulo3"/>
+      </w:pPr>
+      <w:r>
+        <w:t>DoD Técnico</w:t>
+      </w:r>
+    </w:p>
+    <w:p>
+      <w:pPr>
+        <w:pStyle w:val="Prrafodelista"/>
+        <w:numPr>
+          <w:ilvl w:val="0"/>
+          <w:numId w:val="15"/>
+        </w:numPr>
+        <w:spacing w:before="100" w:beforeAutospacing="1" w:after="100" w:afterAutospacing="1" w:line="240" w:lineRule="auto"/>
+        <w:rPr>
+          <w:rFonts w:eastAsia="Times New Roman" w:cstheme="minorHAnsi"/>
+          <w:sz w:val="24"/>
+          <w:szCs w:val="24"/>
+          <w:lang w:val="es-CL" w:eastAsia="es-CL"/>
+        </w:rPr>
+      </w:pPr>
+      <w:r>
+        <w:rPr>
+          <w:rFonts w:eastAsia="Times New Roman" w:cstheme="minorHAnsi"/>
+          <w:sz w:val="24"/>
+          <w:szCs w:val="24"/>
+          <w:lang w:val="es-CL" w:eastAsia="es-CL"/>
+        </w:rPr>
+        <w:t xml:space="preserve">La comunicación bidireccional está </w:t>
+      </w:r>
+      <w:r>
+        <w:rPr>
+          <w:rFonts w:eastAsia="Times New Roman" w:cstheme="minorHAnsi"/>
+          <w:sz w:val="24"/>
+          <w:szCs w:val="24"/>
+          <w:lang w:val="es-CL" w:eastAsia="es-CL"/>
+        </w:rPr>
+        <w:t>implementada</w:t>
+      </w:r>
+      <w:r>
+        <w:rPr>
+          <w:rFonts w:eastAsia="Times New Roman" w:cstheme="minorHAnsi"/>
+          <w:sz w:val="24"/>
+          <w:szCs w:val="24"/>
+          <w:lang w:val="es-CL" w:eastAsia="es-CL"/>
+        </w:rPr>
+        <w:t xml:space="preserve"> exitosamente utilizando WebSockets en FastAPI.</w:t>
+      </w:r>
+    </w:p>
+    <w:p>
+      <w:pPr>
+        <w:pStyle w:val="Prrafodelista"/>
+        <w:numPr>
+          <w:ilvl w:val="0"/>
+          <w:numId w:val="15"/>
+        </w:numPr>
+        <w:spacing w:before="100" w:beforeAutospacing="1" w:after="100" w:afterAutospacing="1" w:line="240" w:lineRule="auto"/>
+        <w:rPr>
+          <w:rFonts w:eastAsia="Times New Roman" w:cstheme="minorHAnsi"/>
+          <w:sz w:val="24"/>
+          <w:szCs w:val="24"/>
+          <w:lang w:val="es-CL" w:eastAsia="es-CL"/>
+        </w:rPr>
+      </w:pPr>
       <w:r>
         <w:rPr>
           <w:rFonts w:eastAsia="Times New Roman" w:cstheme="minorHAnsi"/>
@@ -5625,114 +5458,83 @@
           <w:szCs w:val="24"/>
           <w:lang w:eastAsia="es-CL"/>
         </w:rPr>
-        <w:t>endpoint</w:t>
-      </w:r>
-      <w:proofErr w:type="spellEnd"/>
-      <w:r>
-        <w:rPr>
-          <w:rFonts w:eastAsia="Times New Roman" w:cstheme="minorHAnsi"/>
-          <w:sz w:val="24"/>
-          <w:szCs w:val="24"/>
-          <w:lang w:eastAsia="es-CL"/>
-        </w:rPr>
-        <w:t xml:space="preserve"> valida que el motivo esté dentro de la lista predefinida, y las rutas de </w:t>
-      </w:r>
-      <w:proofErr w:type="spellStart"/>
-      <w:r>
-        <w:rPr>
-          <w:rFonts w:eastAsia="Times New Roman" w:cstheme="minorHAnsi"/>
-          <w:sz w:val="24"/>
-          <w:szCs w:val="24"/>
-          <w:lang w:eastAsia="es-CL"/>
-        </w:rPr>
-        <w:t>admin</w:t>
-      </w:r>
-      <w:proofErr w:type="spellEnd"/>
-      <w:r>
-        <w:rPr>
-          <w:rFonts w:eastAsia="Times New Roman" w:cstheme="minorHAnsi"/>
-          <w:sz w:val="24"/>
-          <w:szCs w:val="24"/>
-          <w:lang w:eastAsia="es-CL"/>
-        </w:rPr>
-        <w:t xml:space="preserve"> verifican el rol.</w:t>
-      </w:r>
-    </w:p>
-    <w:p>
-      <w:pPr>
-        <w:pStyle w:val="Prrafodelista"/>
-        <w:numPr>
-          <w:ilvl w:val="0"/>
-          <w:numId w:val="15"/>
-        </w:numPr>
-        <w:spacing w:before="100" w:beforeAutospacing="1" w:after="100" w:afterAutospacing="1" w:line="240" w:lineRule="auto"/>
+        <w:t>La API verifica a nivel de base de datos que exista una postulación Pendiente o Aceptada entre ambos usuarios antes de permitir la conexión WebSocket</w:t>
+      </w:r>
+      <w:r>
         <w:rPr>
           <w:rFonts w:eastAsia="Times New Roman" w:cstheme="minorHAnsi"/>
           <w:sz w:val="24"/>
           <w:szCs w:val="24"/>
           <w:lang w:val="es-CL" w:eastAsia="es-CL"/>
         </w:rPr>
-      </w:pPr>
-      <w:r>
+        <w:t>.</w:t>
+      </w:r>
+    </w:p>
+    <w:p>
+      <w:pPr>
+        <w:pStyle w:val="Prrafodelista"/>
+        <w:numPr>
+          <w:ilvl w:val="0"/>
+          <w:numId w:val="15"/>
+        </w:numPr>
+        <w:spacing w:before="100" w:beforeAutospacing="1" w:after="100" w:afterAutospacing="1" w:line="240" w:lineRule="auto"/>
         <w:rPr>
           <w:rFonts w:eastAsia="Times New Roman" w:cstheme="minorHAnsi"/>
           <w:sz w:val="24"/>
           <w:szCs w:val="24"/>
           <w:lang w:val="es-CL" w:eastAsia="es-CL"/>
         </w:rPr>
-        <w:t>Las consultas permiten a los administradores listar y filtrar reportes de forma eficiente.</w:t>
-      </w:r>
-    </w:p>
-    <w:p>
-      <w:pPr>
-        <w:pStyle w:val="Prrafodelista"/>
-        <w:numPr>
-          <w:ilvl w:val="0"/>
-          <w:numId w:val="15"/>
-        </w:numPr>
-        <w:spacing w:before="100" w:beforeAutospacing="1" w:after="100" w:afterAutospacing="1" w:line="240" w:lineRule="auto"/>
+      </w:pPr>
+      <w:r>
         <w:rPr>
           <w:rFonts w:eastAsia="Times New Roman" w:cstheme="minorHAnsi"/>
           <w:sz w:val="24"/>
           <w:szCs w:val="24"/>
           <w:lang w:val="es-CL" w:eastAsia="es-CL"/>
         </w:rPr>
-      </w:pPr>
-      <w:r>
+        <w:t>Todos los mensajes transmitidos por WebSocket se persisten paralelamente en Supabase.</w:t>
+      </w:r>
+    </w:p>
+    <w:p>
+      <w:pPr>
+        <w:pStyle w:val="Prrafodelista"/>
+        <w:numPr>
+          <w:ilvl w:val="0"/>
+          <w:numId w:val="15"/>
+        </w:numPr>
+        <w:spacing w:before="100" w:beforeAutospacing="1" w:after="100" w:afterAutospacing="1" w:line="240" w:lineRule="auto"/>
         <w:rPr>
           <w:rFonts w:eastAsia="Times New Roman" w:cstheme="minorHAnsi"/>
           <w:sz w:val="24"/>
           <w:szCs w:val="24"/>
           <w:lang w:val="es-CL" w:eastAsia="es-CL"/>
         </w:rPr>
-        <w:t>El modelo de datos asegura la integridad relacional entre el usuario que reporta, el mensaje y el motivo.</w:t>
-      </w:r>
-    </w:p>
-    <w:p>
-      <w:pPr>
-        <w:pStyle w:val="Prrafodelista"/>
-        <w:numPr>
-          <w:ilvl w:val="0"/>
-          <w:numId w:val="15"/>
-        </w:numPr>
-        <w:spacing w:before="100" w:beforeAutospacing="1" w:after="100" w:afterAutospacing="1" w:line="240" w:lineRule="auto"/>
+      </w:pPr>
+      <w:r>
         <w:rPr>
           <w:rFonts w:eastAsia="Times New Roman" w:cstheme="minorHAnsi"/>
           <w:sz w:val="24"/>
           <w:szCs w:val="24"/>
           <w:lang w:val="es-CL" w:eastAsia="es-CL"/>
         </w:rPr>
-      </w:pPr>
-      <w:r>
+        <w:t>El código de la mensajería asíncrona está testeado, versionado en GitHub y validado por pares.</w:t>
+      </w:r>
+    </w:p>
+    <w:p>
+      <w:pPr>
+        <w:pStyle w:val="Prrafodelista"/>
+        <w:numPr>
+          <w:ilvl w:val="0"/>
+          <w:numId w:val="15"/>
+        </w:numPr>
+        <w:spacing w:before="100" w:beforeAutospacing="1" w:after="100" w:afterAutospacing="1" w:line="240" w:lineRule="auto"/>
         <w:rPr>
           <w:rFonts w:eastAsia="Times New Roman" w:cstheme="minorHAnsi"/>
           <w:sz w:val="24"/>
           <w:szCs w:val="24"/>
           <w:lang w:val="es-CL" w:eastAsia="es-CL"/>
         </w:rPr>
-        <w:t xml:space="preserve">El código está aprobado y </w:t>
-      </w:r>
-      <w:proofErr w:type="spellStart"/>
+      </w:pPr>
       <w:r>
         <w:rPr>
           <w:rFonts w:eastAsia="Times New Roman" w:cstheme="minorHAnsi"/>
@@ -5740,50 +5542,29 @@
           <w:szCs w:val="24"/>
           <w:lang w:val="es-CL" w:eastAsia="es-CL"/>
         </w:rPr>
-        <w:t>mergeado</w:t>
-      </w:r>
-      <w:proofErr w:type="spellEnd"/>
-      <w:r>
+        <w:t>El diagrama de Arquitectura documenta la comunicación persistente vía WebSockets.</w:t>
+      </w:r>
+    </w:p>
+    <w:p>
+      <w:pPr>
+        <w:spacing w:before="100" w:beforeAutospacing="1" w:after="100" w:afterAutospacing="1" w:line="240" w:lineRule="auto"/>
         <w:rPr>
           <w:rFonts w:eastAsia="Times New Roman" w:cstheme="minorHAnsi"/>
           <w:sz w:val="24"/>
           <w:szCs w:val="24"/>
           <w:lang w:val="es-CL" w:eastAsia="es-CL"/>
         </w:rPr>
-        <w:t xml:space="preserve"> en la rama principal de GitHub.</w:t>
-      </w:r>
-    </w:p>
-    <w:p>
-      <w:pPr>
-        <w:pStyle w:val="Prrafodelista"/>
-        <w:numPr>
-          <w:ilvl w:val="0"/>
-          <w:numId w:val="15"/>
-        </w:numPr>
-        <w:spacing w:before="100" w:beforeAutospacing="1" w:after="100" w:afterAutospacing="1" w:line="240" w:lineRule="auto"/>
-        <w:rPr>
-          <w:rFonts w:eastAsia="Times New Roman" w:cstheme="minorHAnsi"/>
-          <w:sz w:val="24"/>
-          <w:szCs w:val="24"/>
-          <w:lang w:val="es-CL" w:eastAsia="es-CL"/>
-        </w:rPr>
-      </w:pPr>
-      <w:r>
-        <w:rPr>
-          <w:rFonts w:eastAsia="Times New Roman" w:cstheme="minorHAnsi"/>
-          <w:sz w:val="24"/>
-          <w:szCs w:val="24"/>
-          <w:lang w:val="es-CL" w:eastAsia="es-CL"/>
-        </w:rPr>
-        <w:t>El diagrama de Arquitectura refleja el panel de acceso exclusivo para el rol "Administrador".</w:t>
-      </w:r>
+      </w:pPr>
     </w:p>
     <w:p>
       <w:pPr>
         <w:pStyle w:val="Ttulo2"/>
       </w:pPr>
       <w:r>
-        <w:t>Historia 011: Chat en tiempo real</w:t>
+        <w:t xml:space="preserve"> </w:t>
+      </w:r>
+      <w:r>
+        <w:t>Historia 012: Verificación de estudiantes (Administrador)</w:t>
       </w:r>
     </w:p>
     <w:p>
@@ -5797,20 +5578,14 @@
     <w:p>
       <w:pPr>
         <w:rPr>
-          <w:lang w:eastAsia="es-ES"/>
-        </w:rPr>
-      </w:pPr>
-      <w:r>
-        <w:rPr>
-          <w:lang w:eastAsia="es-ES"/>
-        </w:rPr>
-        <w:t>Como estudiante o paciente con una solicitud de atención vigente (postulación Pendiente o Aceptada), quiero chatear en tiempo real con la otra persona, para coordinar la fecha y el lugar de la atención</w:t>
-      </w:r>
-      <w:r>
-        <w:rPr>
-          <w:lang w:eastAsia="es-ES"/>
-        </w:rPr>
-        <w:t>.</w:t>
+          <w:lang w:val="es-ES" w:eastAsia="es-ES"/>
+        </w:rPr>
+      </w:pPr>
+      <w:r>
+        <w:rPr>
+          <w:lang w:eastAsia="es-ES"/>
+        </w:rPr>
+        <w:t>Como administrador, quiero revisar los perfiles de estudiantes y cambiar su estado de verificación, para que solo estudiantes validados sean considerados de confianza.</w:t>
       </w:r>
     </w:p>
     <w:p>
@@ -5818,15 +5593,15 @@
         <w:pStyle w:val="Ttulo3"/>
       </w:pPr>
       <w:r>
-        <w:t>DoD de Negocio</w:t>
-      </w:r>
-    </w:p>
-    <w:p>
-      <w:pPr>
-        <w:pStyle w:val="Prrafodelista"/>
-        <w:numPr>
-          <w:ilvl w:val="0"/>
-          <w:numId w:val="15"/>
+        <w:t>DoD de negocio</w:t>
+      </w:r>
+    </w:p>
+    <w:p>
+      <w:pPr>
+        <w:pStyle w:val="Prrafodelista"/>
+        <w:numPr>
+          <w:ilvl w:val="0"/>
+          <w:numId w:val="35"/>
         </w:numPr>
         <w:rPr>
           <w:lang w:val="es-ES" w:eastAsia="es-ES"/>
@@ -5834,54 +5609,17 @@
       </w:pPr>
       <w:r>
         <w:rPr>
-          <w:lang w:eastAsia="es-ES"/>
-        </w:rPr>
-        <w:t>El chat se habilita desde "Solicitar atención" (postulación "Pendiente") y se mantiene mientras la postulación esté Pendiente o Aceptada. La API verifica que exista y que la conversación no esté "Archivada</w:t>
-      </w:r>
-      <w:r>
-        <w:rPr>
-          <w:lang w:eastAsia="es-ES"/>
-        </w:rPr>
-        <w:t>”.</w:t>
-      </w:r>
-    </w:p>
-    <w:p>
-      <w:pPr>
-        <w:pStyle w:val="Prrafodelista"/>
-        <w:numPr>
-          <w:ilvl w:val="0"/>
-          <w:numId w:val="15"/>
-        </w:numPr>
-        <w:rPr>
           <w:lang w:val="es-ES" w:eastAsia="es-ES"/>
         </w:rPr>
-      </w:pPr>
-      <w:r>
-        <w:rPr>
-          <w:lang w:eastAsia="es-ES"/>
-        </w:rPr>
-        <w:lastRenderedPageBreak/>
-        <w:t>Los mensajes deben entregarse en tiempo real, sin necesidad de refrescar la página</w:t>
-      </w:r>
-      <w:r>
-        <w:rPr>
-          <w:lang w:eastAsia="es-ES"/>
-        </w:rPr>
-        <w:t xml:space="preserve">, </w:t>
-      </w:r>
-      <w:r>
-        <w:rPr>
-          <w:lang w:eastAsia="es-ES"/>
-        </w:rPr>
-        <w:t>mensajes de hasta 1000 caracteres.</w:t>
-      </w:r>
-    </w:p>
-    <w:p>
-      <w:pPr>
-        <w:pStyle w:val="Prrafodelista"/>
-        <w:numPr>
-          <w:ilvl w:val="0"/>
-          <w:numId w:val="15"/>
+        <w:t>Solo un usuario con rol "admin" puede listar estudiantes y cambiar su estado de verificación.</w:t>
+      </w:r>
+    </w:p>
+    <w:p>
+      <w:pPr>
+        <w:pStyle w:val="Prrafodelista"/>
+        <w:numPr>
+          <w:ilvl w:val="0"/>
+          <w:numId w:val="35"/>
         </w:numPr>
         <w:rPr>
           <w:lang w:val="es-ES" w:eastAsia="es-ES"/>
@@ -5889,51 +5627,45 @@
       </w:pPr>
       <w:r>
         <w:rPr>
-          <w:lang w:eastAsia="es-ES"/>
-        </w:rPr>
-        <w:t>El sistema debe guardar el historial completo de la conversación.</w:t>
-      </w:r>
-    </w:p>
-    <w:p>
-      <w:pPr>
-        <w:pStyle w:val="Prrafodelista"/>
-        <w:numPr>
-          <w:ilvl w:val="0"/>
-          <w:numId w:val="15"/>
-        </w:numPr>
-        <w:rPr>
-          <w:lang w:eastAsia="es-ES"/>
-        </w:rPr>
-      </w:pPr>
-      <w:r>
-        <w:rPr>
-          <w:lang w:eastAsia="es-ES"/>
-        </w:rPr>
-        <w:t>• El sistema no debe permitir chatear entre usuarios sin una postulación vigente.</w:t>
-      </w:r>
-    </w:p>
-    <w:p>
-      <w:pPr>
-        <w:pStyle w:val="Prrafodelista"/>
-        <w:numPr>
-          <w:ilvl w:val="0"/>
-          <w:numId w:val="15"/>
-        </w:numPr>
-        <w:rPr>
           <w:lang w:val="es-ES" w:eastAsia="es-ES"/>
         </w:rPr>
-      </w:pPr>
-      <w:r>
-        <w:rPr>
-          <w:lang w:eastAsia="es-ES"/>
-        </w:rPr>
-        <w:t>• Cualquiera de las partes puede bloquear la conversación, que pasa a "Archivada" y no admite nuevos mensajes. También se archiva si la postulación se rechaza o se cancela</w:t>
-      </w:r>
-      <w:r>
-        <w:rPr>
-          <w:lang w:eastAsia="es-ES"/>
-        </w:rPr>
-        <w:t>.</w:t>
+        <w:t>El administrador debe poder filtrar el listado por estado: En Verificación, Activo o Rechazado.</w:t>
+      </w:r>
+    </w:p>
+    <w:p>
+      <w:pPr>
+        <w:pStyle w:val="Prrafodelista"/>
+        <w:numPr>
+          <w:ilvl w:val="0"/>
+          <w:numId w:val="35"/>
+        </w:numPr>
+        <w:rPr>
+          <w:lang w:val="es-ES" w:eastAsia="es-ES"/>
+        </w:rPr>
+      </w:pPr>
+      <w:r>
+        <w:rPr>
+          <w:lang w:val="es-ES" w:eastAsia="es-ES"/>
+        </w:rPr>
+        <w:t>El rol "admin" no se puede crear desde el registro público; se crea mediante un script interno.</w:t>
+      </w:r>
+    </w:p>
+    <w:p>
+      <w:pPr>
+        <w:pStyle w:val="Prrafodelista"/>
+        <w:numPr>
+          <w:ilvl w:val="0"/>
+          <w:numId w:val="35"/>
+        </w:numPr>
+        <w:rPr>
+          <w:lang w:val="es-ES" w:eastAsia="es-ES"/>
+        </w:rPr>
+      </w:pPr>
+      <w:r>
+        <w:rPr>
+          <w:lang w:val="es-ES" w:eastAsia="es-ES"/>
+        </w:rPr>
+        <w:t>El administrador debe poder revisar el certificado de alumno regular antes de validar.</w:t>
       </w:r>
     </w:p>
     <w:p>
@@ -5941,428 +5673,6 @@
         <w:pStyle w:val="Ttulo3"/>
       </w:pPr>
       <w:r>
-        <w:t>DoD Técnico</w:t>
-      </w:r>
-    </w:p>
-    <w:p>
-      <w:pPr>
-        <w:pStyle w:val="Prrafodelista"/>
-        <w:numPr>
-          <w:ilvl w:val="0"/>
-          <w:numId w:val="15"/>
-        </w:numPr>
-        <w:spacing w:before="100" w:beforeAutospacing="1" w:after="100" w:afterAutospacing="1" w:line="240" w:lineRule="auto"/>
-        <w:rPr>
-          <w:rFonts w:eastAsia="Times New Roman" w:cstheme="minorHAnsi"/>
-          <w:sz w:val="24"/>
-          <w:szCs w:val="24"/>
-          <w:lang w:val="es-CL" w:eastAsia="es-CL"/>
-        </w:rPr>
-      </w:pPr>
-      <w:r>
-        <w:rPr>
-          <w:rFonts w:eastAsia="Times New Roman" w:cstheme="minorHAnsi"/>
-          <w:sz w:val="24"/>
-          <w:szCs w:val="24"/>
-          <w:lang w:val="es-CL" w:eastAsia="es-CL"/>
-        </w:rPr>
-        <w:t xml:space="preserve">La comunicación bidireccional está </w:t>
-      </w:r>
-      <w:r>
-        <w:rPr>
-          <w:rFonts w:eastAsia="Times New Roman" w:cstheme="minorHAnsi"/>
-          <w:sz w:val="24"/>
-          <w:szCs w:val="24"/>
-          <w:lang w:val="es-CL" w:eastAsia="es-CL"/>
-        </w:rPr>
-        <w:t>implementada</w:t>
-      </w:r>
-      <w:r>
-        <w:rPr>
-          <w:rFonts w:eastAsia="Times New Roman" w:cstheme="minorHAnsi"/>
-          <w:sz w:val="24"/>
-          <w:szCs w:val="24"/>
-          <w:lang w:val="es-CL" w:eastAsia="es-CL"/>
-        </w:rPr>
-        <w:t xml:space="preserve"> exitosamente utilizando </w:t>
-      </w:r>
-      <w:proofErr w:type="spellStart"/>
-      <w:r>
-        <w:rPr>
-          <w:rFonts w:eastAsia="Times New Roman" w:cstheme="minorHAnsi"/>
-          <w:sz w:val="24"/>
-          <w:szCs w:val="24"/>
-          <w:lang w:val="es-CL" w:eastAsia="es-CL"/>
-        </w:rPr>
-        <w:t>WebSockets</w:t>
-      </w:r>
-      <w:proofErr w:type="spellEnd"/>
-      <w:r>
-        <w:rPr>
-          <w:rFonts w:eastAsia="Times New Roman" w:cstheme="minorHAnsi"/>
-          <w:sz w:val="24"/>
-          <w:szCs w:val="24"/>
-          <w:lang w:val="es-CL" w:eastAsia="es-CL"/>
-        </w:rPr>
-        <w:t xml:space="preserve"> en </w:t>
-      </w:r>
-      <w:proofErr w:type="spellStart"/>
-      <w:r>
-        <w:rPr>
-          <w:rFonts w:eastAsia="Times New Roman" w:cstheme="minorHAnsi"/>
-          <w:sz w:val="24"/>
-          <w:szCs w:val="24"/>
-          <w:lang w:val="es-CL" w:eastAsia="es-CL"/>
-        </w:rPr>
-        <w:t>FastAPI</w:t>
-      </w:r>
-      <w:proofErr w:type="spellEnd"/>
-      <w:r>
-        <w:rPr>
-          <w:rFonts w:eastAsia="Times New Roman" w:cstheme="minorHAnsi"/>
-          <w:sz w:val="24"/>
-          <w:szCs w:val="24"/>
-          <w:lang w:val="es-CL" w:eastAsia="es-CL"/>
-        </w:rPr>
-        <w:t>.</w:t>
-      </w:r>
-    </w:p>
-    <w:p>
-      <w:pPr>
-        <w:pStyle w:val="Prrafodelista"/>
-        <w:numPr>
-          <w:ilvl w:val="0"/>
-          <w:numId w:val="15"/>
-        </w:numPr>
-        <w:spacing w:before="100" w:beforeAutospacing="1" w:after="100" w:afterAutospacing="1" w:line="240" w:lineRule="auto"/>
-        <w:rPr>
-          <w:rFonts w:eastAsia="Times New Roman" w:cstheme="minorHAnsi"/>
-          <w:sz w:val="24"/>
-          <w:szCs w:val="24"/>
-          <w:lang w:val="es-CL" w:eastAsia="es-CL"/>
-        </w:rPr>
-      </w:pPr>
-      <w:r>
-        <w:rPr>
-          <w:rFonts w:eastAsia="Times New Roman" w:cstheme="minorHAnsi"/>
-          <w:sz w:val="24"/>
-          <w:szCs w:val="24"/>
-          <w:lang w:eastAsia="es-CL"/>
-        </w:rPr>
-        <w:t xml:space="preserve">La API verifica a nivel de base de datos que exista una postulación Pendiente o Aceptada entre ambos usuarios antes de permitir la conexión </w:t>
-      </w:r>
-      <w:proofErr w:type="spellStart"/>
-      <w:r>
-        <w:rPr>
-          <w:rFonts w:eastAsia="Times New Roman" w:cstheme="minorHAnsi"/>
-          <w:sz w:val="24"/>
-          <w:szCs w:val="24"/>
-          <w:lang w:eastAsia="es-CL"/>
-        </w:rPr>
-        <w:t>WebSocket</w:t>
-      </w:r>
-      <w:proofErr w:type="spellEnd"/>
-      <w:r>
-        <w:rPr>
-          <w:rFonts w:eastAsia="Times New Roman" w:cstheme="minorHAnsi"/>
-          <w:sz w:val="24"/>
-          <w:szCs w:val="24"/>
-          <w:lang w:val="es-CL" w:eastAsia="es-CL"/>
-        </w:rPr>
-        <w:t>.</w:t>
-      </w:r>
-    </w:p>
-    <w:p>
-      <w:pPr>
-        <w:pStyle w:val="Prrafodelista"/>
-        <w:numPr>
-          <w:ilvl w:val="0"/>
-          <w:numId w:val="15"/>
-        </w:numPr>
-        <w:spacing w:before="100" w:beforeAutospacing="1" w:after="100" w:afterAutospacing="1" w:line="240" w:lineRule="auto"/>
-        <w:rPr>
-          <w:rFonts w:eastAsia="Times New Roman" w:cstheme="minorHAnsi"/>
-          <w:sz w:val="24"/>
-          <w:szCs w:val="24"/>
-          <w:lang w:val="es-CL" w:eastAsia="es-CL"/>
-        </w:rPr>
-      </w:pPr>
-      <w:r>
-        <w:rPr>
-          <w:rFonts w:eastAsia="Times New Roman" w:cstheme="minorHAnsi"/>
-          <w:sz w:val="24"/>
-          <w:szCs w:val="24"/>
-          <w:lang w:val="es-CL" w:eastAsia="es-CL"/>
-        </w:rPr>
-        <w:t xml:space="preserve">Todos los mensajes transmitidos por </w:t>
-      </w:r>
-      <w:proofErr w:type="spellStart"/>
-      <w:r>
-        <w:rPr>
-          <w:rFonts w:eastAsia="Times New Roman" w:cstheme="minorHAnsi"/>
-          <w:sz w:val="24"/>
-          <w:szCs w:val="24"/>
-          <w:lang w:val="es-CL" w:eastAsia="es-CL"/>
-        </w:rPr>
-        <w:t>WebSocket</w:t>
-      </w:r>
-      <w:proofErr w:type="spellEnd"/>
-      <w:r>
-        <w:rPr>
-          <w:rFonts w:eastAsia="Times New Roman" w:cstheme="minorHAnsi"/>
-          <w:sz w:val="24"/>
-          <w:szCs w:val="24"/>
-          <w:lang w:val="es-CL" w:eastAsia="es-CL"/>
-        </w:rPr>
-        <w:t xml:space="preserve"> se persisten paralelamente en </w:t>
-      </w:r>
-      <w:proofErr w:type="spellStart"/>
-      <w:r>
-        <w:rPr>
-          <w:rFonts w:eastAsia="Times New Roman" w:cstheme="minorHAnsi"/>
-          <w:sz w:val="24"/>
-          <w:szCs w:val="24"/>
-          <w:lang w:val="es-CL" w:eastAsia="es-CL"/>
-        </w:rPr>
-        <w:t>Supabase</w:t>
-      </w:r>
-      <w:proofErr w:type="spellEnd"/>
-      <w:r>
-        <w:rPr>
-          <w:rFonts w:eastAsia="Times New Roman" w:cstheme="minorHAnsi"/>
-          <w:sz w:val="24"/>
-          <w:szCs w:val="24"/>
-          <w:lang w:val="es-CL" w:eastAsia="es-CL"/>
-        </w:rPr>
-        <w:t>.</w:t>
-      </w:r>
-    </w:p>
-    <w:p>
-      <w:pPr>
-        <w:pStyle w:val="Prrafodelista"/>
-        <w:numPr>
-          <w:ilvl w:val="0"/>
-          <w:numId w:val="15"/>
-        </w:numPr>
-        <w:spacing w:before="100" w:beforeAutospacing="1" w:after="100" w:afterAutospacing="1" w:line="240" w:lineRule="auto"/>
-        <w:rPr>
-          <w:rFonts w:eastAsia="Times New Roman" w:cstheme="minorHAnsi"/>
-          <w:sz w:val="24"/>
-          <w:szCs w:val="24"/>
-          <w:lang w:val="es-CL" w:eastAsia="es-CL"/>
-        </w:rPr>
-      </w:pPr>
-      <w:r>
-        <w:rPr>
-          <w:rFonts w:eastAsia="Times New Roman" w:cstheme="minorHAnsi"/>
-          <w:sz w:val="24"/>
-          <w:szCs w:val="24"/>
-          <w:lang w:val="es-CL" w:eastAsia="es-CL"/>
-        </w:rPr>
-        <w:t>El código de la mensajería asíncrona está testeado, versionado en GitHub y validado por pares.</w:t>
-      </w:r>
-    </w:p>
-    <w:p>
-      <w:pPr>
-        <w:pStyle w:val="Prrafodelista"/>
-        <w:numPr>
-          <w:ilvl w:val="0"/>
-          <w:numId w:val="15"/>
-        </w:numPr>
-        <w:spacing w:before="100" w:beforeAutospacing="1" w:after="100" w:afterAutospacing="1" w:line="240" w:lineRule="auto"/>
-        <w:rPr>
-          <w:rFonts w:eastAsia="Times New Roman" w:cstheme="minorHAnsi"/>
-          <w:sz w:val="24"/>
-          <w:szCs w:val="24"/>
-          <w:lang w:val="es-CL" w:eastAsia="es-CL"/>
-        </w:rPr>
-      </w:pPr>
-      <w:r>
-        <w:rPr>
-          <w:rFonts w:eastAsia="Times New Roman" w:cstheme="minorHAnsi"/>
-          <w:sz w:val="24"/>
-          <w:szCs w:val="24"/>
-          <w:lang w:val="es-CL" w:eastAsia="es-CL"/>
-        </w:rPr>
-        <w:t xml:space="preserve">El diagrama de Arquitectura documenta la comunicación persistente vía </w:t>
-      </w:r>
-      <w:proofErr w:type="spellStart"/>
-      <w:r>
-        <w:rPr>
-          <w:rFonts w:eastAsia="Times New Roman" w:cstheme="minorHAnsi"/>
-          <w:sz w:val="24"/>
-          <w:szCs w:val="24"/>
-          <w:lang w:val="es-CL" w:eastAsia="es-CL"/>
-        </w:rPr>
-        <w:t>WebSockets</w:t>
-      </w:r>
-      <w:proofErr w:type="spellEnd"/>
-      <w:r>
-        <w:rPr>
-          <w:rFonts w:eastAsia="Times New Roman" w:cstheme="minorHAnsi"/>
-          <w:sz w:val="24"/>
-          <w:szCs w:val="24"/>
-          <w:lang w:val="es-CL" w:eastAsia="es-CL"/>
-        </w:rPr>
-        <w:t>.</w:t>
-      </w:r>
-    </w:p>
-    <w:p>
-      <w:pPr>
-        <w:spacing w:before="100" w:beforeAutospacing="1" w:after="100" w:afterAutospacing="1" w:line="240" w:lineRule="auto"/>
-        <w:rPr>
-          <w:rFonts w:eastAsia="Times New Roman" w:cstheme="minorHAnsi"/>
-          <w:sz w:val="24"/>
-          <w:szCs w:val="24"/>
-          <w:lang w:val="es-CL" w:eastAsia="es-CL"/>
-        </w:rPr>
-      </w:pPr>
-    </w:p>
-    <w:p>
-      <w:pPr>
-        <w:pStyle w:val="Ttulo2"/>
-      </w:pPr>
-      <w:r>
-        <w:t xml:space="preserve"> </w:t>
-      </w:r>
-      <w:r>
-        <w:t>Historia 012: Verificación de estudiantes (Administrador)</w:t>
-      </w:r>
-    </w:p>
-    <w:p>
-      <w:pPr>
-        <w:pStyle w:val="Ttulo3"/>
-      </w:pPr>
-      <w:r>
-        <w:t>Definición</w:t>
-      </w:r>
-    </w:p>
-    <w:p>
-      <w:pPr>
-        <w:rPr>
-          <w:lang w:val="es-ES" w:eastAsia="es-ES"/>
-        </w:rPr>
-      </w:pPr>
-      <w:r>
-        <w:rPr>
-          <w:lang w:eastAsia="es-ES"/>
-        </w:rPr>
-        <w:t>Como administrador, quiero revisar los perfiles de estudiantes y cambiar su estado de verificación, para que solo estudiantes validados sean considerados de confianza.</w:t>
-      </w:r>
-    </w:p>
-    <w:p>
-      <w:pPr>
-        <w:pStyle w:val="Ttulo3"/>
-      </w:pPr>
-      <w:r>
-        <w:t>DoD de negocio</w:t>
-      </w:r>
-    </w:p>
-    <w:p>
-      <w:pPr>
-        <w:pStyle w:val="Prrafodelista"/>
-        <w:numPr>
-          <w:ilvl w:val="0"/>
-          <w:numId w:val="35"/>
-        </w:numPr>
-        <w:rPr>
-          <w:lang w:val="es-ES" w:eastAsia="es-ES"/>
-        </w:rPr>
-      </w:pPr>
-      <w:r>
-        <w:rPr>
-          <w:lang w:val="es-ES" w:eastAsia="es-ES"/>
-        </w:rPr>
-        <w:t>Solo un usuario con rol "</w:t>
-      </w:r>
-      <w:proofErr w:type="spellStart"/>
-      <w:r>
-        <w:rPr>
-          <w:lang w:val="es-ES" w:eastAsia="es-ES"/>
-        </w:rPr>
-        <w:t>admin</w:t>
-      </w:r>
-      <w:proofErr w:type="spellEnd"/>
-      <w:r>
-        <w:rPr>
-          <w:lang w:val="es-ES" w:eastAsia="es-ES"/>
-        </w:rPr>
-        <w:t>" puede listar estudiantes y cambiar su estado de verificación.</w:t>
-      </w:r>
-    </w:p>
-    <w:p>
-      <w:pPr>
-        <w:pStyle w:val="Prrafodelista"/>
-        <w:numPr>
-          <w:ilvl w:val="0"/>
-          <w:numId w:val="35"/>
-        </w:numPr>
-        <w:rPr>
-          <w:lang w:val="es-ES" w:eastAsia="es-ES"/>
-        </w:rPr>
-      </w:pPr>
-      <w:r>
-        <w:rPr>
-          <w:lang w:val="es-ES" w:eastAsia="es-ES"/>
-        </w:rPr>
-        <w:t>El administrador debe poder filtrar el listado por estado: En Verificación, Activo o Rechazado.</w:t>
-      </w:r>
-    </w:p>
-    <w:p>
-      <w:pPr>
-        <w:pStyle w:val="Prrafodelista"/>
-        <w:numPr>
-          <w:ilvl w:val="0"/>
-          <w:numId w:val="35"/>
-        </w:numPr>
-        <w:rPr>
-          <w:lang w:val="es-ES" w:eastAsia="es-ES"/>
-        </w:rPr>
-      </w:pPr>
-      <w:r>
-        <w:rPr>
-          <w:lang w:val="es-ES" w:eastAsia="es-ES"/>
-        </w:rPr>
-        <w:t>El rol "</w:t>
-      </w:r>
-      <w:proofErr w:type="spellStart"/>
-      <w:r>
-        <w:rPr>
-          <w:lang w:val="es-ES" w:eastAsia="es-ES"/>
-        </w:rPr>
-        <w:t>admin</w:t>
-      </w:r>
-      <w:proofErr w:type="spellEnd"/>
-      <w:r>
-        <w:rPr>
-          <w:lang w:val="es-ES" w:eastAsia="es-ES"/>
-        </w:rPr>
-        <w:t>" no se puede crear desde el registro público; se crea mediante un script interno.</w:t>
-      </w:r>
-    </w:p>
-    <w:p>
-      <w:pPr>
-        <w:pStyle w:val="Prrafodelista"/>
-        <w:numPr>
-          <w:ilvl w:val="0"/>
-          <w:numId w:val="35"/>
-        </w:numPr>
-        <w:rPr>
-          <w:lang w:val="es-ES" w:eastAsia="es-ES"/>
-        </w:rPr>
-      </w:pPr>
-      <w:r>
-        <w:rPr>
-          <w:lang w:val="es-ES" w:eastAsia="es-ES"/>
-        </w:rPr>
-        <w:t>El administrador debe poder revisar el certificado de alumno regular antes de validar.</w:t>
-      </w:r>
-    </w:p>
-    <w:p>
-      <w:pPr>
-        <w:pStyle w:val="Ttulo3"/>
-      </w:pPr>
-      <w:r>
         <w:t>DoD técnico</w:t>
       </w:r>
     </w:p>
@@ -6375,31 +5685,7 @@
         </w:numPr>
       </w:pPr>
       <w:r>
-        <w:t xml:space="preserve">Los </w:t>
-      </w:r>
-      <w:proofErr w:type="spellStart"/>
-      <w:r>
-        <w:t>Endpoints</w:t>
-      </w:r>
-      <w:proofErr w:type="spellEnd"/>
-      <w:r>
-        <w:t xml:space="preserve"> GET /api/</w:t>
-      </w:r>
-      <w:proofErr w:type="spellStart"/>
-      <w:r>
-        <w:t>admin</w:t>
-      </w:r>
-      <w:proofErr w:type="spellEnd"/>
-      <w:r>
-        <w:t>/estudiantes y PATCH /api/</w:t>
-      </w:r>
-      <w:proofErr w:type="spellStart"/>
-      <w:r>
-        <w:t>admin</w:t>
-      </w:r>
-      <w:proofErr w:type="spellEnd"/>
-      <w:r>
-        <w:t>/estudiantes</w:t>
+        <w:t>Los Endpoints GET /api/admin/estudiantes y PATCH /api/admin/estudiantes</w:t>
       </w:r>
       <w:r>
         <w:t>/{id</w:t>
@@ -6408,15 +5694,7 @@
         <w:t>}</w:t>
       </w:r>
       <w:r>
-        <w:t>/verificación verifican el rol “</w:t>
-      </w:r>
-      <w:proofErr w:type="spellStart"/>
-      <w:r>
-        <w:t>admin</w:t>
-      </w:r>
-      <w:proofErr w:type="spellEnd"/>
-      <w:r>
-        <w:t>”.</w:t>
+        <w:t>/verificación verifican el rol “admin”.</w:t>
       </w:r>
     </w:p>
     <w:p>
@@ -6663,21 +5941,7 @@
         <w:rPr>
           <w:lang w:val="es-CL"/>
         </w:rPr>
-        <w:t xml:space="preserve">Los </w:t>
-      </w:r>
-      <w:proofErr w:type="spellStart"/>
-      <w:r>
-        <w:rPr>
-          <w:lang w:val="es-CL"/>
-        </w:rPr>
-        <w:t>endpoints</w:t>
-      </w:r>
-      <w:proofErr w:type="spellEnd"/>
-      <w:r>
-        <w:rPr>
-          <w:lang w:val="es-CL"/>
-        </w:rPr>
-        <w:t xml:space="preserve"> POST, GET y PATCH de /api/citas devuelven 201, 200, 403, 404, 409 y 422 según corresponda.</w:t>
+        <w:t>Los endpoints POST, GET y PATCH de /api/citas devuelven 201, 200, 403, 404, 409 y 422 según corresponda.</w:t>
       </w:r>
     </w:p>
     <w:p>
@@ -6869,67 +6133,25 @@
         <w:rPr>
           <w:lang w:val="es-CL"/>
         </w:rPr>
-        <w:t xml:space="preserve">El </w:t>
-      </w:r>
-      <w:proofErr w:type="spellStart"/>
-      <w:r>
+        <w:t>El endpoint POST /api/postulaciones/{id}/completar devuelve 409 si la postulación no está aceptada o ya fue completada.</w:t>
+      </w:r>
+    </w:p>
+    <w:p>
+      <w:pPr>
+        <w:pStyle w:val="Prrafodelista"/>
+        <w:numPr>
+          <w:ilvl w:val="0"/>
+          <w:numId w:val="47"/>
+        </w:numPr>
         <w:rPr>
           <w:lang w:val="es-CL"/>
         </w:rPr>
-        <w:t>endpoint</w:t>
-      </w:r>
-      <w:proofErr w:type="spellEnd"/>
+      </w:pPr>
       <w:r>
         <w:rPr>
           <w:lang w:val="es-CL"/>
         </w:rPr>
-        <w:t xml:space="preserve"> POST /api/postulaciones/{id}/completar devuelve 409 si la postulación no está aceptada o ya fue completada.</w:t>
-      </w:r>
-    </w:p>
-    <w:p>
-      <w:pPr>
-        <w:pStyle w:val="Prrafodelista"/>
-        <w:numPr>
-          <w:ilvl w:val="0"/>
-          <w:numId w:val="47"/>
-        </w:numPr>
-        <w:rPr>
-          <w:lang w:val="es-CL"/>
-        </w:rPr>
-      </w:pPr>
-      <w:r>
-        <w:rPr>
-          <w:lang w:val="es-CL"/>
-        </w:rPr>
-        <w:t xml:space="preserve">La fecha de término se guarda en </w:t>
-      </w:r>
-      <w:proofErr w:type="spellStart"/>
-      <w:r>
-        <w:rPr>
-          <w:lang w:val="es-CL"/>
-        </w:rPr>
-        <w:t>solicitud_detalle</w:t>
-      </w:r>
-      <w:proofErr w:type="spellEnd"/>
-      <w:r>
-        <w:rPr>
-          <w:lang w:val="es-CL"/>
-        </w:rPr>
-        <w:t xml:space="preserve"> (</w:t>
-      </w:r>
-      <w:proofErr w:type="spellStart"/>
-      <w:r>
-        <w:rPr>
-          <w:lang w:val="es-CL"/>
-        </w:rPr>
-        <w:t>completada_en</w:t>
-      </w:r>
-      <w:proofErr w:type="spellEnd"/>
-      <w:r>
-        <w:rPr>
-          <w:lang w:val="es-CL"/>
-        </w:rPr>
-        <w:t>).</w:t>
+        <w:t>La fecha de término se guarda en solicitud_detalle (completada_en).</w:t>
       </w:r>
     </w:p>
     <w:p>
@@ -7107,7 +6329,7 @@
     <w:pPr>
       <w:pStyle w:val="Encabezado"/>
       <w:pBdr>
-        <w:bottom w:val="single" w:sz="4" w:space="1" w:color="auto"/>
+        <w:bottom w:val="single" w:sz="4" w:space="0" w:color="auto"/>
       </w:pBdr>
       <w:jc w:val="right"/>
     </w:pPr>
@@ -7123,37 +6345,12 @@
         <w:text/>
       </w:sdtPr>
       <w:sdtContent>
-        <w:proofErr w:type="spellStart"/>
         <w:r>
           <w:rPr>
             <w:rFonts w:cstheme="minorHAnsi"/>
             <w:color w:val="FF0000"/>
           </w:rPr>
-          <w:t>Definition</w:t>
-        </w:r>
-        <w:proofErr w:type="spellEnd"/>
-        <w:r>
-          <w:rPr>
-            <w:rFonts w:cstheme="minorHAnsi"/>
-            <w:color w:val="FF0000"/>
-          </w:rPr>
-          <w:t xml:space="preserve"> </w:t>
-        </w:r>
-        <w:proofErr w:type="spellStart"/>
-        <w:r>
-          <w:rPr>
-            <w:rFonts w:cstheme="minorHAnsi"/>
-            <w:color w:val="FF0000"/>
-          </w:rPr>
-          <w:t>of</w:t>
-        </w:r>
-        <w:proofErr w:type="spellEnd"/>
-        <w:r>
-          <w:rPr>
-            <w:rFonts w:cstheme="minorHAnsi"/>
-            <w:color w:val="FF0000"/>
-          </w:rPr>
-          <w:t xml:space="preserve"> Done</w:t>
+          <w:t>Definition of Done</w:t>
         </w:r>
       </w:sdtContent>
     </w:sdt>
@@ -13282,6 +12479,7 @@
   <w:style w:type="character" w:default="1" w:styleId="Fuentedeprrafopredeter">
     <w:name w:val="Default Paragraph Font"/>
     <w:uiPriority w:val="1"/>
+    <w:semiHidden/>
     <w:unhideWhenUsed/>
   </w:style>
   <w:style w:type="table" w:default="1" w:styleId="Tablanormal">
@@ -14211,8 +13409,10 @@
     <w:rsid w:val="002835FC"/>
     <w:rsid w:val="002C06A7"/>
     <w:rsid w:val="002D50C5"/>
+    <w:rsid w:val="0034272F"/>
     <w:rsid w:val="00383BFB"/>
     <w:rsid w:val="003B3654"/>
+    <w:rsid w:val="003D2067"/>
     <w:rsid w:val="003D2735"/>
     <w:rsid w:val="0049478D"/>
     <w:rsid w:val="004F7F49"/>
@@ -14225,6 +13425,7 @@
     <w:rsid w:val="00687CD9"/>
     <w:rsid w:val="006E2FCC"/>
     <w:rsid w:val="00704192"/>
+    <w:rsid w:val="0071729F"/>
     <w:rsid w:val="007F509E"/>
     <w:rsid w:val="00825B36"/>
     <w:rsid w:val="00893355"/>
@@ -14232,6 +13433,7 @@
     <w:rsid w:val="00960213"/>
     <w:rsid w:val="009B18C0"/>
     <w:rsid w:val="009B1E9D"/>
+    <w:rsid w:val="009D4439"/>
     <w:rsid w:val="00A415B6"/>
     <w:rsid w:val="00A63F4E"/>
     <w:rsid w:val="00B00777"/>
@@ -14996,20 +14198,6 @@
 </file>
 
 <file path=customXml/item2.xml><?xml version="1.0" encoding="utf-8"?>
-<b:Sources xmlns:b="http://schemas.openxmlformats.org/officeDocument/2006/bibliography" xmlns="http://schemas.openxmlformats.org/officeDocument/2006/bibliography" SelectedStyle="\APA.XSL" StyleName="APA"/>
-</file>
-
-<file path=customXml/item3.xml><?xml version="1.0" encoding="utf-8"?>
-<p:properties xmlns:p="http://schemas.microsoft.com/office/2006/metadata/properties" xmlns:xsi="http://www.w3.org/2001/XMLSchema-instance" xmlns:pc="http://schemas.microsoft.com/office/infopath/2007/PartnerControls">
-  <documentManagement>
-    <lcf76f155ced4ddcb4097134ff3c332f xmlns="e1e7bc46-bed0-459f-9452-a76b1c5b695e">
-      <Terms xmlns="http://schemas.microsoft.com/office/infopath/2007/PartnerControls"/>
-    </lcf76f155ced4ddcb4097134ff3c332f>
-  </documentManagement>
-</p:properties>
-</file>
-
-<file path=customXml/item4.xml><?xml version="1.0" encoding="utf-8"?>
 <?mso-contentType ?>
 <FormTemplates xmlns="http://schemas.microsoft.com/sharepoint/v3/contenttype/forms">
   <Display>DocumentLibraryForm</Display>
@@ -15018,7 +14206,7 @@
 </FormTemplates>
 </file>
 
-<file path=customXml/item5.xml><?xml version="1.0" encoding="utf-8"?>
+<file path=customXml/item3.xml><?xml version="1.0" encoding="utf-8"?>
 <ct:contentTypeSchema xmlns:ct="http://schemas.microsoft.com/office/2006/metadata/contentType" xmlns:ma="http://schemas.microsoft.com/office/2006/metadata/properties/metaAttributes" ct:_="" ma:_="" ma:contentTypeName="Documento" ma:contentTypeID="0x0101005395107FFD641345A10C8A5ACACB9D20" ma:contentTypeVersion="13" ma:contentTypeDescription="Crear nuevo documento." ma:contentTypeScope="" ma:versionID="7407f70e7181b908656026f379795b2c">
   <xsd:schema xmlns:xsd="http://www.w3.org/2001/XMLSchema" xmlns:xs="http://www.w3.org/2001/XMLSchema" xmlns:p="http://schemas.microsoft.com/office/2006/metadata/properties" xmlns:ns2="e1e7bc46-bed0-459f-9452-a76b1c5b695e" xmlns:ns3="bb8cf7e1-610f-40a0-8f00-126b9d139fde" targetNamespace="http://schemas.microsoft.com/office/2006/metadata/properties" ma:root="true" ma:fieldsID="b29ea8901729e1eaaa4e48e09148c760" ns2:_="" ns3:_="">
     <xsd:import namespace="e1e7bc46-bed0-459f-9452-a76b1c5b695e"/>
@@ -15235,6 +14423,20 @@
 </ct:contentTypeSchema>
 </file>
 
+<file path=customXml/item4.xml><?xml version="1.0" encoding="utf-8"?>
+<b:Sources xmlns:b="http://schemas.openxmlformats.org/officeDocument/2006/bibliography" xmlns="http://schemas.openxmlformats.org/officeDocument/2006/bibliography" SelectedStyle="\APA.XSL" StyleName="APA"/>
+</file>
+
+<file path=customXml/item5.xml><?xml version="1.0" encoding="utf-8"?>
+<p:properties xmlns:p="http://schemas.microsoft.com/office/2006/metadata/properties" xmlns:xsi="http://www.w3.org/2001/XMLSchema-instance" xmlns:pc="http://schemas.microsoft.com/office/infopath/2007/PartnerControls">
+  <documentManagement>
+    <lcf76f155ced4ddcb4097134ff3c332f xmlns="e1e7bc46-bed0-459f-9452-a76b1c5b695e">
+      <Terms xmlns="http://schemas.microsoft.com/office/infopath/2007/PartnerControls"/>
+    </lcf76f155ced4ddcb4097134ff3c332f>
+  </documentManagement>
+</p:properties>
+</file>
+
 <file path=customXml/itemProps1.xml><?xml version="1.0" encoding="utf-8"?>
 <ds:datastoreItem xmlns:ds="http://schemas.openxmlformats.org/officeDocument/2006/customXml" ds:itemID="{55AF091B-3C7A-41E3-B477-F2FDAA23CFDA}">
   <ds:schemaRefs>
@@ -15244,24 +14446,6 @@
 </file>
 
 <file path=customXml/itemProps2.xml><?xml version="1.0" encoding="utf-8"?>
-<ds:datastoreItem xmlns:ds="http://schemas.openxmlformats.org/officeDocument/2006/customXml" ds:itemID="{BD6EC776-6679-4C69-98E3-6D068EA0A3C9}">
-  <ds:schemaRefs>
-    <ds:schemaRef ds:uri="http://schemas.openxmlformats.org/officeDocument/2006/bibliography"/>
-  </ds:schemaRefs>
-</ds:datastoreItem>
-</file>
-
-<file path=customXml/itemProps3.xml><?xml version="1.0" encoding="utf-8"?>
-<ds:datastoreItem xmlns:ds="http://schemas.openxmlformats.org/officeDocument/2006/customXml" ds:itemID="{E1036DFC-1D85-404D-898C-621D06C0EB1C}">
-  <ds:schemaRefs>
-    <ds:schemaRef ds:uri="http://schemas.microsoft.com/office/2006/metadata/properties"/>
-    <ds:schemaRef ds:uri="http://schemas.microsoft.com/office/infopath/2007/PartnerControls"/>
-    <ds:schemaRef ds:uri="e1e7bc46-bed0-459f-9452-a76b1c5b695e"/>
-  </ds:schemaRefs>
-</ds:datastoreItem>
-</file>
-
-<file path=customXml/itemProps4.xml><?xml version="1.0" encoding="utf-8"?>
 <ds:datastoreItem xmlns:ds="http://schemas.openxmlformats.org/officeDocument/2006/customXml" ds:itemID="{EE9AAF0E-D63F-459F-A0FB-CDCE9F728F33}">
   <ds:schemaRefs>
     <ds:schemaRef ds:uri="http://schemas.microsoft.com/sharepoint/v3/contenttype/forms"/>
@@ -15269,7 +14453,7 @@
 </ds:datastoreItem>
 </file>
 
-<file path=customXml/itemProps5.xml><?xml version="1.0" encoding="utf-8"?>
+<file path=customXml/itemProps3.xml><?xml version="1.0" encoding="utf-8"?>
 <ds:datastoreItem xmlns:ds="http://schemas.openxmlformats.org/officeDocument/2006/customXml" ds:itemID="{444115BD-C1C6-48AD-B714-E1866627071D}">
   <ds:schemaRefs>
     <ds:schemaRef ds:uri="http://schemas.microsoft.com/office/2006/metadata/contentType"/>
@@ -15286,4 +14470,22 @@
     <ds:schemaRef ds:uri="http://schemas.microsoft.com/internal/obd"/>
   </ds:schemaRefs>
 </ds:datastoreItem>
+</file>
+
+<file path=customXml/itemProps4.xml><?xml version="1.0" encoding="utf-8"?>
+<ds:datastoreItem xmlns:ds="http://schemas.openxmlformats.org/officeDocument/2006/customXml" ds:itemID="{BD6EC776-6679-4C69-98E3-6D068EA0A3C9}">
+  <ds:schemaRefs>
+    <ds:schemaRef ds:uri="http://schemas.openxmlformats.org/officeDocument/2006/bibliography"/>
+  </ds:schemaRefs>
+</ds:datastoreItem>
+</file>
+
+<file path=customXml/itemProps5.xml><?xml version="1.0" encoding="utf-8"?>
+<ds:datastoreItem xmlns:ds="http://schemas.openxmlformats.org/officeDocument/2006/customXml" ds:itemID="{E1036DFC-1D85-404D-898C-621D06C0EB1C}">
+  <ds:schemaRefs>
+    <ds:schemaRef ds:uri="http://schemas.microsoft.com/office/2006/metadata/properties"/>
+    <ds:schemaRef ds:uri="http://schemas.microsoft.com/office/infopath/2007/PartnerControls"/>
+    <ds:schemaRef ds:uri="e1e7bc46-bed0-459f-9452-a76b1c5b695e"/>
+  </ds:schemaRefs>
+</ds:datastoreItem>
 </file>
--- a/Fase 2/Evidencias de Proyecto/Documento 03- Definition of Done.docx
+++ b/Fase 2/Evidencias de Proyecto/Documento 03- Definition of Done.docx
@@ -13407,6 +13407,7 @@
     <w:rsid w:val="002471C3"/>
     <w:rsid w:val="00252686"/>
     <w:rsid w:val="002835FC"/>
+    <w:rsid w:val="0029094E"/>
     <w:rsid w:val="002C06A7"/>
     <w:rsid w:val="002D50C5"/>
     <w:rsid w:val="0034272F"/>
@@ -13431,6 +13432,7 @@
     <w:rsid w:val="00893355"/>
     <w:rsid w:val="009007E1"/>
     <w:rsid w:val="00960213"/>
+    <w:rsid w:val="00970C39"/>
     <w:rsid w:val="009B18C0"/>
     <w:rsid w:val="009B1E9D"/>
     <w:rsid w:val="009D4439"/>
@@ -14198,15 +14200,20 @@
 </file>
 
 <file path=customXml/item2.xml><?xml version="1.0" encoding="utf-8"?>
-<?mso-contentType ?>
-<FormTemplates xmlns="http://schemas.microsoft.com/sharepoint/v3/contenttype/forms">
-  <Display>DocumentLibraryForm</Display>
-  <Edit>DocumentLibraryForm</Edit>
-  <New>DocumentLibraryForm</New>
-</FormTemplates>
+<p:properties xmlns:p="http://schemas.microsoft.com/office/2006/metadata/properties" xmlns:xsi="http://www.w3.org/2001/XMLSchema-instance" xmlns:pc="http://schemas.microsoft.com/office/infopath/2007/PartnerControls">
+  <documentManagement>
+    <lcf76f155ced4ddcb4097134ff3c332f xmlns="e1e7bc46-bed0-459f-9452-a76b1c5b695e">
+      <Terms xmlns="http://schemas.microsoft.com/office/infopath/2007/PartnerControls"/>
+    </lcf76f155ced4ddcb4097134ff3c332f>
+  </documentManagement>
+</p:properties>
 </file>
 
 <file path=customXml/item3.xml><?xml version="1.0" encoding="utf-8"?>
+<b:Sources xmlns:b="http://schemas.openxmlformats.org/officeDocument/2006/bibliography" xmlns="http://schemas.openxmlformats.org/officeDocument/2006/bibliography" SelectedStyle="\APA.XSL" StyleName="APA"/>
+</file>
+
+<file path=customXml/item4.xml><?xml version="1.0" encoding="utf-8"?>
 <ct:contentTypeSchema xmlns:ct="http://schemas.microsoft.com/office/2006/metadata/contentType" xmlns:ma="http://schemas.microsoft.com/office/2006/metadata/properties/metaAttributes" ct:_="" ma:_="" ma:contentTypeName="Documento" ma:contentTypeID="0x0101005395107FFD641345A10C8A5ACACB9D20" ma:contentTypeVersion="13" ma:contentTypeDescription="Crear nuevo documento." ma:contentTypeScope="" ma:versionID="7407f70e7181b908656026f379795b2c">
   <xsd:schema xmlns:xsd="http://www.w3.org/2001/XMLSchema" xmlns:xs="http://www.w3.org/2001/XMLSchema" xmlns:p="http://schemas.microsoft.com/office/2006/metadata/properties" xmlns:ns2="e1e7bc46-bed0-459f-9452-a76b1c5b695e" xmlns:ns3="bb8cf7e1-610f-40a0-8f00-126b9d139fde" targetNamespace="http://schemas.microsoft.com/office/2006/metadata/properties" ma:root="true" ma:fieldsID="b29ea8901729e1eaaa4e48e09148c760" ns2:_="" ns3:_="">
     <xsd:import namespace="e1e7bc46-bed0-459f-9452-a76b1c5b695e"/>
@@ -14423,18 +14430,13 @@
 </ct:contentTypeSchema>
 </file>
 
-<file path=customXml/item4.xml><?xml version="1.0" encoding="utf-8"?>
-<b:Sources xmlns:b="http://schemas.openxmlformats.org/officeDocument/2006/bibliography" xmlns="http://schemas.openxmlformats.org/officeDocument/2006/bibliography" SelectedStyle="\APA.XSL" StyleName="APA"/>
-</file>
-
 <file path=customXml/item5.xml><?xml version="1.0" encoding="utf-8"?>
-<p:properties xmlns:p="http://schemas.microsoft.com/office/2006/metadata/properties" xmlns:xsi="http://www.w3.org/2001/XMLSchema-instance" xmlns:pc="http://schemas.microsoft.com/office/infopath/2007/PartnerControls">
-  <documentManagement>
-    <lcf76f155ced4ddcb4097134ff3c332f xmlns="e1e7bc46-bed0-459f-9452-a76b1c5b695e">
-      <Terms xmlns="http://schemas.microsoft.com/office/infopath/2007/PartnerControls"/>
-    </lcf76f155ced4ddcb4097134ff3c332f>
-  </documentManagement>
-</p:properties>
+<?mso-contentType ?>
+<FormTemplates xmlns="http://schemas.microsoft.com/sharepoint/v3/contenttype/forms">
+  <Display>DocumentLibraryForm</Display>
+  <Edit>DocumentLibraryForm</Edit>
+  <New>DocumentLibraryForm</New>
+</FormTemplates>
 </file>
 
 <file path=customXml/itemProps1.xml><?xml version="1.0" encoding="utf-8"?>
@@ -14446,14 +14448,24 @@
 </file>
 
 <file path=customXml/itemProps2.xml><?xml version="1.0" encoding="utf-8"?>
-<ds:datastoreItem xmlns:ds="http://schemas.openxmlformats.org/officeDocument/2006/customXml" ds:itemID="{EE9AAF0E-D63F-459F-A0FB-CDCE9F728F33}">
+<ds:datastoreItem xmlns:ds="http://schemas.openxmlformats.org/officeDocument/2006/customXml" ds:itemID="{E1036DFC-1D85-404D-898C-621D06C0EB1C}">
   <ds:schemaRefs>
-    <ds:schemaRef ds:uri="http://schemas.microsoft.com/sharepoint/v3/contenttype/forms"/>
+    <ds:schemaRef ds:uri="http://schemas.microsoft.com/office/2006/metadata/properties"/>
+    <ds:schemaRef ds:uri="http://schemas.microsoft.com/office/infopath/2007/PartnerControls"/>
+    <ds:schemaRef ds:uri="e1e7bc46-bed0-459f-9452-a76b1c5b695e"/>
   </ds:schemaRefs>
 </ds:datastoreItem>
 </file>
 
 <file path=customXml/itemProps3.xml><?xml version="1.0" encoding="utf-8"?>
+<ds:datastoreItem xmlns:ds="http://schemas.openxmlformats.org/officeDocument/2006/customXml" ds:itemID="{BD6EC776-6679-4C69-98E3-6D068EA0A3C9}">
+  <ds:schemaRefs>
+    <ds:schemaRef ds:uri="http://schemas.openxmlformats.org/officeDocument/2006/bibliography"/>
+  </ds:schemaRefs>
+</ds:datastoreItem>
+</file>
+
+<file path=customXml/itemProps4.xml><?xml version="1.0" encoding="utf-8"?>
 <ds:datastoreItem xmlns:ds="http://schemas.openxmlformats.org/officeDocument/2006/customXml" ds:itemID="{444115BD-C1C6-48AD-B714-E1866627071D}">
   <ds:schemaRefs>
     <ds:schemaRef ds:uri="http://schemas.microsoft.com/office/2006/metadata/contentType"/>
@@ -14472,20 +14484,10 @@
 </ds:datastoreItem>
 </file>
 
-<file path=customXml/itemProps4.xml><?xml version="1.0" encoding="utf-8"?>
-<ds:datastoreItem xmlns:ds="http://schemas.openxmlformats.org/officeDocument/2006/customXml" ds:itemID="{BD6EC776-6679-4C69-98E3-6D068EA0A3C9}">
+<file path=customXml/itemProps5.xml><?xml version="1.0" encoding="utf-8"?>
+<ds:datastoreItem xmlns:ds="http://schemas.openxmlformats.org/officeDocument/2006/customXml" ds:itemID="{EE9AAF0E-D63F-459F-A0FB-CDCE9F728F33}">
   <ds:schemaRefs>
-    <ds:schemaRef ds:uri="http://schemas.openxmlformats.org/officeDocument/2006/bibliography"/>
-  </ds:schemaRefs>
-</ds:datastoreItem>
-</file>
-
-<file path=customXml/itemProps5.xml><?xml version="1.0" encoding="utf-8"?>
-<ds:datastoreItem xmlns:ds="http://schemas.openxmlformats.org/officeDocument/2006/customXml" ds:itemID="{E1036DFC-1D85-404D-898C-621D06C0EB1C}">
-  <ds:schemaRefs>
-    <ds:schemaRef ds:uri="http://schemas.microsoft.com/office/2006/metadata/properties"/>
-    <ds:schemaRef ds:uri="http://schemas.microsoft.com/office/infopath/2007/PartnerControls"/>
-    <ds:schemaRef ds:uri="e1e7bc46-bed0-459f-9452-a76b1c5b695e"/>
+    <ds:schemaRef ds:uri="http://schemas.microsoft.com/sharepoint/v3/contenttype/forms"/>
   </ds:schemaRefs>
 </ds:datastoreItem>
 </file>